--- a/cv/Ezekiel-Resume.docx
+++ b/cv/Ezekiel-Resume.docx
@@ -1,6 +1,6 @@
 
 <file path=word/document.xml><?xml version="1.0" encoding="utf-8"?>
-<w:document xmlns:wpc="http://schemas.microsoft.com/office/word/2010/wordprocessingCanvas" xmlns:cx="http://schemas.microsoft.com/office/drawing/2014/chartex" xmlns:mc="http://schemas.openxmlformats.org/markup-compatibility/2006" xmlns:o="urn:schemas-microsoft-com:office:office" xmlns:r="http://schemas.openxmlformats.org/officeDocument/2006/relationships" xmlns:m="http://schemas.openxmlformats.org/officeDocument/2006/math" xmlns:v="urn:schemas-microsoft-com:vml" xmlns:wp14="http://schemas.microsoft.com/office/word/2010/wordprocessingDrawing" xmlns:wp="http://schemas.openxmlformats.org/drawingml/2006/wordprocessingDrawing" xmlns:w10="urn:schemas-microsoft-com:office:word" xmlns:w="http://schemas.openxmlformats.org/wordprocessingml/2006/main" xmlns:w14="http://schemas.microsoft.com/office/word/2010/wordml" xmlns:w15="http://schemas.microsoft.com/office/word/2012/wordml" xmlns:w16se="http://schemas.microsoft.com/office/word/2015/wordml/symex" xmlns:wpg="http://schemas.microsoft.com/office/word/2010/wordprocessingGroup" xmlns:wpi="http://schemas.microsoft.com/office/word/2010/wordprocessingInk" xmlns:wne="http://schemas.microsoft.com/office/word/2006/wordml" xmlns:wps="http://schemas.microsoft.com/office/word/2010/wordprocessingShape" mc:Ignorable="w14 w15 w16se wp14">
+<w:document xmlns:wpc="http://schemas.microsoft.com/office/word/2010/wordprocessingCanvas" xmlns:cx="http://schemas.microsoft.com/office/drawing/2014/chartex" xmlns:cx1="http://schemas.microsoft.com/office/drawing/2015/9/8/chartex" xmlns:cx2="http://schemas.microsoft.com/office/drawing/2015/10/21/chartex" xmlns:cx3="http://schemas.microsoft.com/office/drawing/2016/5/9/chartex" xmlns:cx4="http://schemas.microsoft.com/office/drawing/2016/5/10/chartex" xmlns:cx5="http://schemas.microsoft.com/office/drawing/2016/5/11/chartex" xmlns:cx6="http://schemas.microsoft.com/office/drawing/2016/5/12/chartex" xmlns:cx7="http://schemas.microsoft.com/office/drawing/2016/5/13/chartex" xmlns:cx8="http://schemas.microsoft.com/office/drawing/2016/5/14/chartex" xmlns:mc="http://schemas.openxmlformats.org/markup-compatibility/2006" xmlns:aink="http://schemas.microsoft.com/office/drawing/2016/ink" xmlns:am3d="http://schemas.microsoft.com/office/drawing/2017/model3d" xmlns:o="urn:schemas-microsoft-com:office:office" xmlns:oel="http://schemas.microsoft.com/office/2019/extlst" xmlns:r="http://schemas.openxmlformats.org/officeDocument/2006/relationships" xmlns:m="http://schemas.openxmlformats.org/officeDocument/2006/math" xmlns:v="urn:schemas-microsoft-com:vml" xmlns:wp14="http://schemas.microsoft.com/office/word/2010/wordprocessingDrawing" xmlns:wp="http://schemas.openxmlformats.org/drawingml/2006/wordprocessingDrawing" xmlns:w10="urn:schemas-microsoft-com:office:word" xmlns:w="http://schemas.openxmlformats.org/wordprocessingml/2006/main" xmlns:w14="http://schemas.microsoft.com/office/word/2010/wordml" xmlns:w15="http://schemas.microsoft.com/office/word/2012/wordml" xmlns:w16cex="http://schemas.microsoft.com/office/word/2018/wordml/cex" xmlns:w16cid="http://schemas.microsoft.com/office/word/2016/wordml/cid" xmlns:w16="http://schemas.microsoft.com/office/word/2018/wordml" xmlns:w16du="http://schemas.microsoft.com/office/word/2023/wordml/word16du" xmlns:w16sdtdh="http://schemas.microsoft.com/office/word/2020/wordml/sdtdatahash" xmlns:w16sdtfl="http://schemas.microsoft.com/office/word/2024/wordml/sdtformatlock" xmlns:w16se="http://schemas.microsoft.com/office/word/2015/wordml/symex" xmlns:wpg="http://schemas.microsoft.com/office/word/2010/wordprocessingGroup" xmlns:wpi="http://schemas.microsoft.com/office/word/2010/wordprocessingInk" xmlns:wne="http://schemas.microsoft.com/office/word/2006/wordml" xmlns:wps="http://schemas.microsoft.com/office/word/2010/wordprocessingShape" mc:Ignorable="w14 w15 w16se w16cid w16 w16cex w16sdtdh w16sdtfl w16du wp14">
   <w:body>
     <w:p>
       <w:pPr>
@@ -59,6 +59,54 @@
           <w:szCs w:val="20"/>
         </w:rPr>
         <w:t>Research Software Engineer</w:t>
+      </w:r>
+      <w:r>
+        <w:rPr>
+          <w:rFonts w:eastAsia="Times New Roman"/>
+          <w:color w:val="auto"/>
+          <w:szCs w:val="20"/>
+        </w:rPr>
+        <w:t xml:space="preserve"> </w:t>
+      </w:r>
+      <w:r>
+        <w:rPr>
+          <w:rFonts w:eastAsia="Times New Roman"/>
+          <w:color w:val="auto"/>
+          <w:szCs w:val="20"/>
+        </w:rPr>
+        <w:t>·</w:t>
+      </w:r>
+      <w:r>
+        <w:rPr>
+          <w:rFonts w:eastAsia="Times New Roman"/>
+          <w:color w:val="auto"/>
+          <w:szCs w:val="20"/>
+        </w:rPr>
+        <w:t xml:space="preserve"> P</w:t>
+      </w:r>
+      <w:r>
+        <w:rPr>
+          <w:rFonts w:eastAsia="Times New Roman"/>
+          <w:color w:val="auto"/>
+          <w:szCs w:val="20"/>
+        </w:rPr>
+        <w:t>r</w:t>
+      </w:r>
+      <w:r>
+        <w:rPr>
+          <w:rFonts w:eastAsia="Times New Roman"/>
+          <w:color w:val="auto"/>
+          <w:szCs w:val="20"/>
+        </w:rPr>
+        <w:t>o</w:t>
+      </w:r>
+      <w:r>
+        <w:rPr>
+          <w:rFonts w:eastAsia="Times New Roman"/>
+          <w:color w:val="auto"/>
+          <w:szCs w:val="20"/>
+        </w:rPr>
+        <w:t>ject Manager</w:t>
       </w:r>
     </w:p>
     <w:p>
@@ -141,7 +189,7 @@
               </wp:anchor>
             </w:drawing>
           </mc:Choice>
-          <mc:Fallback xmlns:w16sdtdh="http://schemas.microsoft.com/office/word/2020/wordml/sdtdatahash" xmlns:w16du="http://schemas.microsoft.com/office/word/2023/wordml/word16du" xmlns:w16="http://schemas.microsoft.com/office/word/2018/wordml" xmlns:w16cid="http://schemas.microsoft.com/office/word/2016/wordml/cid" xmlns:w16cex="http://schemas.microsoft.com/office/word/2018/wordml/cex" xmlns:oel="http://schemas.microsoft.com/office/2019/extlst" xmlns:am3d="http://schemas.microsoft.com/office/drawing/2017/model3d" xmlns:aink="http://schemas.microsoft.com/office/drawing/2016/ink" xmlns:cx8="http://schemas.microsoft.com/office/drawing/2016/5/14/chartex" xmlns:cx7="http://schemas.microsoft.com/office/drawing/2016/5/13/chartex" xmlns:cx6="http://schemas.microsoft.com/office/drawing/2016/5/12/chartex" xmlns:cx5="http://schemas.microsoft.com/office/drawing/2016/5/11/chartex" xmlns:cx4="http://schemas.microsoft.com/office/drawing/2016/5/10/chartex" xmlns:cx3="http://schemas.microsoft.com/office/drawing/2016/5/9/chartex" xmlns:cx2="http://schemas.microsoft.com/office/drawing/2015/10/21/chartex" xmlns:cx1="http://schemas.microsoft.com/office/drawing/2015/9/8/chartex">
+          <mc:Fallback>
             <w:pict>
               <v:line w14:anchorId="14ED5E46" id="shape_0" o:spid="_x0000_s1026" style="position:absolute;z-index:251659264;visibility:visible;mso-wrap-style:square;mso-width-percent:0;mso-height-percent:0;mso-wrap-distance-left:9pt;mso-wrap-distance-top:0;mso-wrap-distance-right:9pt;mso-wrap-distance-bottom:0;mso-position-horizontal:absolute;mso-position-horizontal-relative:text;mso-position-vertical:absolute;mso-position-vertical-relative:text;mso-width-percent:0;mso-height-percent:0;mso-width-relative:page;mso-height-relative:page" from="3.55pt,16.95pt" to="469.75pt,16.95pt" o:gfxdata="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" strokecolor="#4472c4" strokeweight=".18mm">
                 <v:stroke joinstyle="miter"/>
@@ -520,7 +568,7 @@
               </wp:anchor>
             </w:drawing>
           </mc:Choice>
-          <mc:Fallback xmlns:w16sdtdh="http://schemas.microsoft.com/office/word/2020/wordml/sdtdatahash" xmlns:w16du="http://schemas.microsoft.com/office/word/2023/wordml/word16du" xmlns:w16="http://schemas.microsoft.com/office/word/2018/wordml" xmlns:w16cid="http://schemas.microsoft.com/office/word/2016/wordml/cid" xmlns:w16cex="http://schemas.microsoft.com/office/word/2018/wordml/cex" xmlns:oel="http://schemas.microsoft.com/office/2019/extlst" xmlns:am3d="http://schemas.microsoft.com/office/drawing/2017/model3d" xmlns:aink="http://schemas.microsoft.com/office/drawing/2016/ink" xmlns:cx8="http://schemas.microsoft.com/office/drawing/2016/5/14/chartex" xmlns:cx7="http://schemas.microsoft.com/office/drawing/2016/5/13/chartex" xmlns:cx6="http://schemas.microsoft.com/office/drawing/2016/5/12/chartex" xmlns:cx5="http://schemas.microsoft.com/office/drawing/2016/5/11/chartex" xmlns:cx4="http://schemas.microsoft.com/office/drawing/2016/5/10/chartex" xmlns:cx3="http://schemas.microsoft.com/office/drawing/2016/5/9/chartex" xmlns:cx2="http://schemas.microsoft.com/office/drawing/2015/10/21/chartex" xmlns:cx1="http://schemas.microsoft.com/office/drawing/2015/9/8/chartex">
+          <mc:Fallback>
             <w:pict>
               <v:line w14:anchorId="6DDE0072" id="Line 12" o:spid="_x0000_s1026" style="position:absolute;z-index:251660288;visibility:visible;mso-wrap-style:square;mso-width-percent:0;mso-height-percent:0;mso-wrap-distance-left:9pt;mso-wrap-distance-top:0;mso-wrap-distance-right:9pt;mso-wrap-distance-bottom:0;mso-position-horizontal:left;mso-position-horizontal-relative:margin;mso-position-vertical:absolute;mso-position-vertical-relative:text;mso-width-percent:0;mso-height-percent:0;mso-width-relative:page;mso-height-relative:page" from="0,1.4pt" to="466.15pt,1.4pt" o:gfxdata="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" strokecolor="#4472c4" strokeweight=".18mm">
                 <v:stroke joinstyle="miter"/>
@@ -775,27 +823,7 @@
           <w:sz w:val="20"/>
           <w:szCs w:val="20"/>
         </w:rPr>
-        <w:t xml:space="preserve">B.Sc. in Statistics, First Class </w:t>
-      </w:r>
-      <w:proofErr w:type="spellStart"/>
-      <w:r>
-        <w:rPr>
-          <w:b/>
-          <w:color w:val="auto"/>
-          <w:sz w:val="20"/>
-          <w:szCs w:val="20"/>
-        </w:rPr>
-        <w:t>Honours</w:t>
-      </w:r>
-      <w:proofErr w:type="spellEnd"/>
-      <w:r>
-        <w:rPr>
-          <w:b/>
-          <w:color w:val="auto"/>
-          <w:sz w:val="20"/>
-          <w:szCs w:val="20"/>
-        </w:rPr>
-        <w:t xml:space="preserve"> </w:t>
+        <w:t xml:space="preserve">B.Sc. in Statistics, First Class Honours </w:t>
       </w:r>
       <w:r>
         <w:rPr>
@@ -855,19 +883,8 @@
           <w:color w:val="auto"/>
           <w:szCs w:val="20"/>
         </w:rPr>
-        <w:t xml:space="preserve">Fellowship </w:t>
-      </w:r>
-      <w:proofErr w:type="spellStart"/>
-      <w:r>
-        <w:rPr>
-          <w:b/>
-          <w:bCs/>
-          <w:color w:val="auto"/>
-          <w:szCs w:val="20"/>
-        </w:rPr>
-        <w:t>Programme</w:t>
-      </w:r>
-      <w:proofErr w:type="spellEnd"/>
+        <w:t>Fellowship Programme</w:t>
+      </w:r>
     </w:p>
     <w:p>
       <w:pPr>
@@ -1046,27 +1063,7 @@
           <w:sz w:val="20"/>
           <w:szCs w:val="20"/>
         </w:rPr>
-        <w:t xml:space="preserve"> Trust, and GEO-LDN, focuses on leveraging data science for global challenges. I was a key member of the fellowship at eHealth Africa in Nigeria, where I worked on identifying environmental factors driving cholera outbreaks in </w:t>
-      </w:r>
-      <w:proofErr w:type="spellStart"/>
-      <w:r>
-        <w:rPr>
-          <w:rFonts w:eastAsia="Times New Roman"/>
-          <w:color w:val="auto"/>
-          <w:sz w:val="20"/>
-          <w:szCs w:val="20"/>
-        </w:rPr>
-        <w:t>Yobe</w:t>
-      </w:r>
-      <w:proofErr w:type="spellEnd"/>
-      <w:r>
-        <w:rPr>
-          <w:rFonts w:eastAsia="Times New Roman"/>
-          <w:color w:val="auto"/>
-          <w:sz w:val="20"/>
-          <w:szCs w:val="20"/>
-        </w:rPr>
-        <w:t xml:space="preserve"> State to enhance public health surveillance and response efforts.</w:t>
+        <w:t xml:space="preserve"> Trust, and GEO-LDN, focuses on leveraging data science for global challenges. I was a key member of the fellowship at eHealth Africa in Nigeria, where I worked on identifying environmental factors driving cholera outbreaks in Yobe State to enhance public health surveillance and response efforts.</w:t>
       </w:r>
     </w:p>
     <w:p>
@@ -1178,68 +1175,6 @@
     </w:p>
     <w:p>
       <w:pPr>
-        <w:pStyle w:val="Default"/>
-        <w:spacing w:before="240" w:line="276" w:lineRule="auto"/>
-        <w:jc w:val="both"/>
-        <w:rPr>
-          <w:color w:val="auto"/>
-          <w:sz w:val="20"/>
-          <w:szCs w:val="20"/>
-          <w:lang w:val="en-GB"/>
-        </w:rPr>
-      </w:pPr>
-      <w:r>
-        <w:rPr>
-          <w:color w:val="auto"/>
-          <w:sz w:val="20"/>
-          <w:szCs w:val="20"/>
-          <w:lang w:val="en-GB"/>
-        </w:rPr>
-        <w:t xml:space="preserve">2018- 2019 </w:t>
-      </w:r>
-      <w:r>
-        <w:rPr>
-          <w:color w:val="auto"/>
-          <w:sz w:val="20"/>
-          <w:szCs w:val="20"/>
-          <w:lang w:val="en-GB"/>
-        </w:rPr>
-        <w:tab/>
-      </w:r>
-      <w:r>
-        <w:rPr>
-          <w:b/>
-          <w:color w:val="auto"/>
-          <w:sz w:val="20"/>
-          <w:szCs w:val="20"/>
-          <w:lang w:val="en-GB"/>
-        </w:rPr>
-        <w:t>Data Enthusiast Fellow</w:t>
-      </w:r>
-      <w:r>
-        <w:rPr>
-          <w:color w:val="auto"/>
-          <w:sz w:val="20"/>
-          <w:szCs w:val="20"/>
-          <w:lang w:val="en-GB"/>
-        </w:rPr>
-        <w:t xml:space="preserve"> at </w:t>
-      </w:r>
-      <w:hyperlink r:id="rId11" w:history="1">
-        <w:r>
-          <w:rPr>
-            <w:rStyle w:val="Hyperlink"/>
-            <w:color w:val="auto"/>
-            <w:sz w:val="20"/>
-            <w:szCs w:val="20"/>
-            <w:lang w:val="en-GB"/>
-          </w:rPr>
-          <w:t>insight2impact</w:t>
-        </w:r>
-      </w:hyperlink>
-    </w:p>
-    <w:p>
-      <w:pPr>
         <w:spacing w:before="240" w:after="160"/>
         <w:jc w:val="both"/>
         <w:rPr>
@@ -1256,73 +1191,6 @@
           <w:sz w:val="20"/>
           <w:szCs w:val="20"/>
         </w:rPr>
-        <w:t>The DataHack4FI innovation fellowship promotes the use of data analytics to solve challenges experienced by individuals or communities. It encourages Pan-African collaboration by creating opportunities for data enthusiasts and emerging tech companies to partner in developing solutions that address local financial and economic inclusion-related challenges.</w:t>
-      </w:r>
-    </w:p>
-    <w:p>
-      <w:pPr>
-        <w:spacing w:before="240" w:after="160"/>
-        <w:jc w:val="both"/>
-        <w:rPr>
-          <w:rFonts w:ascii="Arial" w:eastAsia="Times New Roman" w:hAnsi="Arial" w:cs="Arial"/>
-          <w:color w:val="auto"/>
-          <w:sz w:val="20"/>
-          <w:szCs w:val="20"/>
-        </w:rPr>
-      </w:pPr>
-    </w:p>
-    <w:p>
-      <w:pPr>
-        <w:spacing w:before="240" w:after="160"/>
-        <w:jc w:val="both"/>
-        <w:rPr>
-          <w:rFonts w:ascii="Arial" w:eastAsia="Times New Roman" w:hAnsi="Arial" w:cs="Arial"/>
-          <w:color w:val="auto"/>
-          <w:sz w:val="20"/>
-          <w:szCs w:val="20"/>
-        </w:rPr>
-      </w:pPr>
-    </w:p>
-    <w:p>
-      <w:pPr>
-        <w:spacing w:before="240" w:after="160"/>
-        <w:jc w:val="both"/>
-        <w:rPr>
-          <w:rFonts w:ascii="Arial" w:eastAsia="Times New Roman" w:hAnsi="Arial" w:cs="Arial"/>
-          <w:color w:val="auto"/>
-          <w:sz w:val="20"/>
-          <w:szCs w:val="20"/>
-        </w:rPr>
-        <w:sectPr>
-          <w:headerReference w:type="default" r:id="rId12"/>
-          <w:footerReference w:type="default" r:id="rId13"/>
-          <w:pgSz w:w="12240" w:h="15840"/>
-          <w:pgMar w:top="630" w:right="1440" w:bottom="720" w:left="1440" w:header="0" w:footer="0" w:gutter="0"/>
-          <w:cols w:space="720"/>
-          <w:formProt w:val="0"/>
-          <w:docGrid w:linePitch="360" w:charSpace="-2049"/>
-        </w:sectPr>
-      </w:pPr>
-    </w:p>
-    <w:p>
-      <w:pPr>
-        <w:spacing w:before="240" w:after="160"/>
-        <w:jc w:val="both"/>
-        <w:rPr>
-          <w:rFonts w:ascii="Arial" w:eastAsia="Times New Roman" w:hAnsi="Arial" w:cs="Arial"/>
-          <w:color w:val="auto"/>
-          <w:sz w:val="20"/>
-          <w:szCs w:val="20"/>
-        </w:rPr>
-      </w:pPr>
-      <w:r>
-        <w:rPr>
-          <w:rFonts w:ascii="Arial" w:eastAsia="Times New Roman" w:hAnsi="Arial" w:cs="Arial"/>
-          <w:color w:val="auto"/>
-          <w:sz w:val="20"/>
-          <w:szCs w:val="20"/>
-        </w:rPr>
-        <w:lastRenderedPageBreak/>
         <w:t>2018</w:t>
       </w:r>
       <w:r>
@@ -1363,7 +1231,7 @@
         </w:rPr>
         <w:t xml:space="preserve"> at </w:t>
       </w:r>
-      <w:hyperlink r:id="rId14" w:tooltip="UNLEASH website" w:history="1">
+      <w:hyperlink r:id="rId11" w:tooltip="UNLEASH website" w:history="1">
         <w:r>
           <w:rPr>
             <w:rStyle w:val="Hyperlink"/>
@@ -1379,6 +1247,7 @@
     <w:p>
       <w:pPr>
         <w:spacing w:before="240"/>
+        <w:jc w:val="both"/>
         <w:rPr>
           <w:rFonts w:ascii="Arial" w:eastAsia="Times New Roman" w:hAnsi="Arial" w:cs="Arial"/>
           <w:color w:val="auto"/>
@@ -1395,6 +1264,39 @@
         </w:rPr>
         <w:t>UNLEASH is a global innovation lab that brings together 1,000 carefully selected young talents from around the world to collaborate on ideas and solutions for the UN Sustainable Development Goals (SDGs). UNLEASH started in Denmark in 2017 and expanded to Singapore in 2018 and Shenzhen, China, in 2019.</w:t>
       </w:r>
+    </w:p>
+    <w:p>
+      <w:pPr>
+        <w:spacing w:before="240" w:after="160"/>
+        <w:jc w:val="both"/>
+        <w:rPr>
+          <w:rFonts w:ascii="Arial" w:eastAsia="Times New Roman" w:hAnsi="Arial" w:cs="Arial"/>
+          <w:color w:val="auto"/>
+          <w:sz w:val="20"/>
+          <w:szCs w:val="20"/>
+        </w:rPr>
+      </w:pPr>
+    </w:p>
+    <w:p>
+      <w:pPr>
+        <w:spacing w:before="240" w:after="160"/>
+        <w:jc w:val="both"/>
+        <w:rPr>
+          <w:rFonts w:ascii="Arial" w:eastAsia="Times New Roman" w:hAnsi="Arial" w:cs="Arial"/>
+          <w:color w:val="auto"/>
+          <w:sz w:val="20"/>
+          <w:szCs w:val="20"/>
+        </w:rPr>
+        <w:sectPr>
+          <w:headerReference w:type="default" r:id="rId12"/>
+          <w:footerReference w:type="default" r:id="rId13"/>
+          <w:pgSz w:w="12240" w:h="15840"/>
+          <w:pgMar w:top="630" w:right="1440" w:bottom="720" w:left="1440" w:header="0" w:footer="0" w:gutter="0"/>
+          <w:cols w:space="720"/>
+          <w:formProt w:val="0"/>
+          <w:docGrid w:linePitch="360" w:charSpace="-2049"/>
+        </w:sectPr>
+      </w:pPr>
     </w:p>
     <w:p>
       <w:pPr>
@@ -1417,7 +1319,32 @@
           <w:sz w:val="24"/>
           <w:szCs w:val="20"/>
         </w:rPr>
-        <w:t>Professional Programmes or Certifications</w:t>
+        <w:lastRenderedPageBreak/>
+        <w:t xml:space="preserve">Professional </w:t>
+      </w:r>
+      <w:proofErr w:type="spellStart"/>
+      <w:r>
+        <w:rPr>
+          <w:rFonts w:ascii="Arial" w:hAnsi="Arial" w:cs="Arial"/>
+          <w:b/>
+          <w:bCs/>
+          <w:color w:val="auto"/>
+          <w:sz w:val="24"/>
+          <w:szCs w:val="20"/>
+        </w:rPr>
+        <w:t>Programmes</w:t>
+      </w:r>
+      <w:proofErr w:type="spellEnd"/>
+      <w:r>
+        <w:rPr>
+          <w:rFonts w:ascii="Arial" w:hAnsi="Arial" w:cs="Arial"/>
+          <w:b/>
+          <w:bCs/>
+          <w:color w:val="auto"/>
+          <w:sz w:val="24"/>
+          <w:szCs w:val="20"/>
+        </w:rPr>
+        <w:t xml:space="preserve"> or Certifications</w:t>
       </w:r>
     </w:p>
     <w:p>
@@ -1501,7 +1428,7 @@
               </wp:anchor>
             </w:drawing>
           </mc:Choice>
-          <mc:Fallback xmlns:w16sdtdh="http://schemas.microsoft.com/office/word/2020/wordml/sdtdatahash" xmlns:w16du="http://schemas.microsoft.com/office/word/2023/wordml/word16du" xmlns:w16="http://schemas.microsoft.com/office/word/2018/wordml" xmlns:w16cid="http://schemas.microsoft.com/office/word/2016/wordml/cid" xmlns:w16cex="http://schemas.microsoft.com/office/word/2018/wordml/cex" xmlns:oel="http://schemas.microsoft.com/office/2019/extlst" xmlns:am3d="http://schemas.microsoft.com/office/drawing/2017/model3d" xmlns:aink="http://schemas.microsoft.com/office/drawing/2016/ink" xmlns:cx8="http://schemas.microsoft.com/office/drawing/2016/5/14/chartex" xmlns:cx7="http://schemas.microsoft.com/office/drawing/2016/5/13/chartex" xmlns:cx6="http://schemas.microsoft.com/office/drawing/2016/5/12/chartex" xmlns:cx5="http://schemas.microsoft.com/office/drawing/2016/5/11/chartex" xmlns:cx4="http://schemas.microsoft.com/office/drawing/2016/5/10/chartex" xmlns:cx3="http://schemas.microsoft.com/office/drawing/2016/5/9/chartex" xmlns:cx2="http://schemas.microsoft.com/office/drawing/2015/10/21/chartex" xmlns:cx1="http://schemas.microsoft.com/office/drawing/2015/9/8/chartex">
+          <mc:Fallback>
             <w:pict>
               <v:line w14:anchorId="7CD277E7" id="Line 11" o:spid="_x0000_s1026" style="position:absolute;z-index:251661312;visibility:visible;mso-wrap-style:square;mso-width-percent:0;mso-height-percent:0;mso-wrap-distance-left:9pt;mso-wrap-distance-top:0;mso-wrap-distance-right:9pt;mso-wrap-distance-bottom:0;mso-position-horizontal:absolute;mso-position-horizontal-relative:text;mso-position-vertical:absolute;mso-position-vertical-relative:text;mso-width-percent:0;mso-height-percent:0;mso-width-relative:page;mso-height-relative:page" from="-.05pt,3.25pt" to="466.1pt,3.25pt" o:gfxdata="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" strokecolor="#4472c4" strokeweight=".18mm">
                 <v:stroke joinstyle="miter"/>
@@ -1531,7 +1458,7 @@
           <w:sz w:val="20"/>
           <w:szCs w:val="20"/>
         </w:rPr>
-        <w:t>2024</w:t>
+        <w:t>2025</w:t>
       </w:r>
       <w:r>
         <w:rPr>
@@ -1541,73 +1468,35 @@
           <w:szCs w:val="20"/>
         </w:rPr>
         <w:tab/>
-      </w:r>
-      <w:r>
-        <w:rPr>
-          <w:rFonts w:ascii="Arial" w:hAnsi="Arial" w:cs="Arial"/>
-          <w:color w:val="auto"/>
-          <w:sz w:val="20"/>
-          <w:szCs w:val="20"/>
-        </w:rPr>
-        <w:t xml:space="preserve">Participated in the Llama 3.1 Impact Sub-Saharan Africa Hackathon in Kigali, Rwanda (October 8–10), </w:t>
-      </w:r>
-      <w:proofErr w:type="spellStart"/>
-      <w:r>
-        <w:rPr>
-          <w:rFonts w:ascii="Arial" w:hAnsi="Arial" w:cs="Arial"/>
-          <w:color w:val="auto"/>
-          <w:sz w:val="20"/>
-          <w:szCs w:val="20"/>
-        </w:rPr>
-        <w:t>organi</w:t>
-      </w:r>
-      <w:r>
-        <w:rPr>
-          <w:rFonts w:ascii="Arial" w:hAnsi="Arial" w:cs="Arial"/>
-          <w:color w:val="auto"/>
-          <w:sz w:val="20"/>
-          <w:szCs w:val="20"/>
-        </w:rPr>
-        <w:t>s</w:t>
-      </w:r>
-      <w:r>
-        <w:rPr>
-          <w:rFonts w:ascii="Arial" w:hAnsi="Arial" w:cs="Arial"/>
-          <w:color w:val="auto"/>
-          <w:sz w:val="20"/>
-          <w:szCs w:val="20"/>
-        </w:rPr>
-        <w:t>ed</w:t>
-      </w:r>
-      <w:proofErr w:type="spellEnd"/>
-      <w:r>
-        <w:rPr>
-          <w:rFonts w:ascii="Arial" w:hAnsi="Arial" w:cs="Arial"/>
-          <w:color w:val="auto"/>
-          <w:sz w:val="20"/>
-          <w:szCs w:val="20"/>
-        </w:rPr>
-        <w:t xml:space="preserve"> by </w:t>
-      </w:r>
-      <w:proofErr w:type="spellStart"/>
-      <w:r>
-        <w:rPr>
-          <w:rFonts w:ascii="Arial" w:hAnsi="Arial" w:cs="Arial"/>
-          <w:color w:val="auto"/>
-          <w:sz w:val="20"/>
-          <w:szCs w:val="20"/>
-        </w:rPr>
-        <w:t>AfriLabs</w:t>
-      </w:r>
-      <w:proofErr w:type="spellEnd"/>
-      <w:r>
-        <w:rPr>
-          <w:rFonts w:ascii="Arial" w:hAnsi="Arial" w:cs="Arial"/>
-          <w:color w:val="auto"/>
-          <w:sz w:val="20"/>
-          <w:szCs w:val="20"/>
-        </w:rPr>
-        <w:t xml:space="preserve"> in partnership with Meta and the Bill &amp; Melinda Gates Foundation.</w:t>
+        <w:t xml:space="preserve">Certificate of Completion in </w:t>
+      </w:r>
+      <w:r>
+        <w:rPr>
+          <w:rFonts w:ascii="Arial" w:hAnsi="Arial" w:cs="Arial"/>
+          <w:color w:val="auto"/>
+          <w:sz w:val="20"/>
+          <w:szCs w:val="20"/>
+        </w:rPr>
+        <w:t>Generative AI in Data Analysis</w:t>
+      </w:r>
+      <w:r>
+        <w:rPr>
+          <w:rFonts w:ascii="Arial" w:hAnsi="Arial" w:cs="Arial"/>
+          <w:color w:val="auto"/>
+          <w:sz w:val="20"/>
+          <w:szCs w:val="20"/>
+        </w:rPr>
+        <w:t xml:space="preserve">, Open Visualization Academy, </w:t>
+      </w:r>
+      <w:r>
+        <w:rPr>
+          <w:rFonts w:ascii="Arial" w:hAnsi="Arial" w:cs="Arial"/>
+          <w:color w:val="auto"/>
+          <w:sz w:val="20"/>
+          <w:szCs w:val="20"/>
+          <w:u w:val="dotted"/>
+        </w:rPr>
+        <w:t>openvisualizationacademy.org</w:t>
       </w:r>
     </w:p>
     <w:p>
@@ -1629,7 +1518,7 @@
           <w:sz w:val="20"/>
           <w:szCs w:val="20"/>
         </w:rPr>
-        <w:t>2023</w:t>
+        <w:t>2025</w:t>
       </w:r>
       <w:r>
         <w:rPr>
@@ -1639,15 +1528,7 @@
           <w:szCs w:val="20"/>
         </w:rPr>
         <w:tab/>
-      </w:r>
-      <w:r>
-        <w:rPr>
-          <w:rFonts w:ascii="Arial" w:hAnsi="Arial" w:cs="Arial"/>
-          <w:color w:val="auto"/>
-          <w:sz w:val="20"/>
-          <w:szCs w:val="20"/>
-        </w:rPr>
-        <w:t>Participated as a</w:t>
+        <w:t>Certificate of Recognition as a Coordinator FAIR Data Steward</w:t>
       </w:r>
       <w:r>
         <w:rPr>
@@ -1658,15 +1539,6 @@
         </w:rPr>
         <w:t xml:space="preserve"> </w:t>
       </w:r>
-      <w:r>
-        <w:rPr>
-          <w:rFonts w:ascii="Arial" w:hAnsi="Arial" w:cs="Arial"/>
-          <w:color w:val="auto"/>
-          <w:sz w:val="20"/>
-          <w:szCs w:val="20"/>
-        </w:rPr>
-        <w:t xml:space="preserve">CAN Fellow in the Festival de </w:t>
-      </w:r>
       <w:proofErr w:type="spellStart"/>
       <w:r>
         <w:rPr>
@@ -1675,7 +1547,7 @@
           <w:sz w:val="20"/>
           <w:szCs w:val="20"/>
         </w:rPr>
-        <w:t>Datos</w:t>
+        <w:t>organised</w:t>
       </w:r>
       <w:proofErr w:type="spellEnd"/>
       <w:r>
@@ -1685,25 +1557,25 @@
           <w:sz w:val="20"/>
           <w:szCs w:val="20"/>
         </w:rPr>
-        <w:t>, sponsored by the United Nations, held in Punta del Este, Uruguay</w:t>
-      </w:r>
-      <w:r>
-        <w:rPr>
-          <w:rFonts w:ascii="Arial" w:hAnsi="Arial" w:cs="Arial"/>
-          <w:color w:val="auto"/>
-          <w:sz w:val="20"/>
-          <w:szCs w:val="20"/>
-        </w:rPr>
-        <w:t>.</w:t>
-      </w:r>
-      <w:r>
-        <w:rPr>
-          <w:rFonts w:ascii="Arial" w:hAnsi="Arial" w:cs="Arial"/>
-          <w:color w:val="auto"/>
-          <w:sz w:val="20"/>
-          <w:szCs w:val="20"/>
-        </w:rPr>
-        <w:t xml:space="preserve"> This notable event focused on advancing global data initiatives for sustainable development.</w:t>
+        <w:t xml:space="preserve"> by VODAN and </w:t>
+      </w:r>
+      <w:r>
+        <w:rPr>
+          <w:rFonts w:ascii="Arial" w:hAnsi="Arial" w:cs="Arial"/>
+          <w:color w:val="auto"/>
+          <w:sz w:val="20"/>
+          <w:szCs w:val="20"/>
+        </w:rPr>
+        <w:t>Europe External Programme with Africa (EEPA)</w:t>
+      </w:r>
+      <w:r>
+        <w:rPr>
+          <w:rFonts w:ascii="Arial" w:hAnsi="Arial" w:cs="Arial"/>
+          <w:color w:val="auto"/>
+          <w:sz w:val="20"/>
+          <w:szCs w:val="20"/>
+        </w:rPr>
+        <w:t xml:space="preserve"> in the Africa Health Data Space.</w:t>
       </w:r>
     </w:p>
     <w:p>
@@ -1725,6 +1597,230 @@
           <w:sz w:val="20"/>
           <w:szCs w:val="20"/>
         </w:rPr>
+        <w:t>2024</w:t>
+      </w:r>
+      <w:r>
+        <w:rPr>
+          <w:rFonts w:ascii="Arial" w:hAnsi="Arial" w:cs="Arial"/>
+          <w:color w:val="auto"/>
+          <w:sz w:val="20"/>
+          <w:szCs w:val="20"/>
+        </w:rPr>
+        <w:tab/>
+        <w:t xml:space="preserve">A Practical Guide to FAIR Data Stewardship, VODAN Africa. The course </w:t>
+      </w:r>
+      <w:r>
+        <w:rPr>
+          <w:rFonts w:ascii="Arial" w:hAnsi="Arial" w:cs="Arial"/>
+          <w:color w:val="auto"/>
+          <w:sz w:val="20"/>
+          <w:szCs w:val="20"/>
+        </w:rPr>
+        <w:t>qualifies</w:t>
+      </w:r>
+      <w:r>
+        <w:rPr>
+          <w:rFonts w:ascii="Arial" w:hAnsi="Arial" w:cs="Arial"/>
+          <w:color w:val="auto"/>
+          <w:sz w:val="20"/>
+          <w:szCs w:val="20"/>
+        </w:rPr>
+        <w:t xml:space="preserve"> for 2 ECTS (European Credit Transfer System) </w:t>
+      </w:r>
+    </w:p>
+    <w:p>
+      <w:pPr>
+        <w:spacing w:after="240" w:line="276" w:lineRule="auto"/>
+        <w:ind w:left="720" w:hanging="720"/>
+        <w:jc w:val="both"/>
+        <w:rPr>
+          <w:rFonts w:ascii="Arial" w:hAnsi="Arial" w:cs="Arial"/>
+          <w:color w:val="auto"/>
+          <w:sz w:val="20"/>
+          <w:szCs w:val="20"/>
+        </w:rPr>
+      </w:pPr>
+      <w:r>
+        <w:rPr>
+          <w:rFonts w:ascii="Arial" w:hAnsi="Arial" w:cs="Arial"/>
+          <w:color w:val="auto"/>
+          <w:sz w:val="20"/>
+          <w:szCs w:val="20"/>
+        </w:rPr>
+        <w:t>2024</w:t>
+      </w:r>
+      <w:r>
+        <w:rPr>
+          <w:rFonts w:ascii="Arial" w:hAnsi="Arial" w:cs="Arial"/>
+          <w:color w:val="auto"/>
+          <w:sz w:val="20"/>
+          <w:szCs w:val="20"/>
+        </w:rPr>
+        <w:tab/>
+      </w:r>
+      <w:r>
+        <w:rPr>
+          <w:rFonts w:ascii="Arial" w:hAnsi="Arial" w:cs="Arial"/>
+          <w:color w:val="auto"/>
+          <w:sz w:val="20"/>
+          <w:szCs w:val="20"/>
+        </w:rPr>
+        <w:t xml:space="preserve">Participated in the Llama 3.1 Impact Sub-Saharan Africa Hackathon in Kigali, Rwanda (October 8–10), </w:t>
+      </w:r>
+      <w:proofErr w:type="spellStart"/>
+      <w:r>
+        <w:rPr>
+          <w:rFonts w:ascii="Arial" w:hAnsi="Arial" w:cs="Arial"/>
+          <w:color w:val="auto"/>
+          <w:sz w:val="20"/>
+          <w:szCs w:val="20"/>
+        </w:rPr>
+        <w:t>organi</w:t>
+      </w:r>
+      <w:r>
+        <w:rPr>
+          <w:rFonts w:ascii="Arial" w:hAnsi="Arial" w:cs="Arial"/>
+          <w:color w:val="auto"/>
+          <w:sz w:val="20"/>
+          <w:szCs w:val="20"/>
+        </w:rPr>
+        <w:t>s</w:t>
+      </w:r>
+      <w:r>
+        <w:rPr>
+          <w:rFonts w:ascii="Arial" w:hAnsi="Arial" w:cs="Arial"/>
+          <w:color w:val="auto"/>
+          <w:sz w:val="20"/>
+          <w:szCs w:val="20"/>
+        </w:rPr>
+        <w:t>ed</w:t>
+      </w:r>
+      <w:proofErr w:type="spellEnd"/>
+      <w:r>
+        <w:rPr>
+          <w:rFonts w:ascii="Arial" w:hAnsi="Arial" w:cs="Arial"/>
+          <w:color w:val="auto"/>
+          <w:sz w:val="20"/>
+          <w:szCs w:val="20"/>
+        </w:rPr>
+        <w:t xml:space="preserve"> by </w:t>
+      </w:r>
+      <w:proofErr w:type="spellStart"/>
+      <w:r>
+        <w:rPr>
+          <w:rFonts w:ascii="Arial" w:hAnsi="Arial" w:cs="Arial"/>
+          <w:color w:val="auto"/>
+          <w:sz w:val="20"/>
+          <w:szCs w:val="20"/>
+        </w:rPr>
+        <w:t>AfriLabs</w:t>
+      </w:r>
+      <w:proofErr w:type="spellEnd"/>
+      <w:r>
+        <w:rPr>
+          <w:rFonts w:ascii="Arial" w:hAnsi="Arial" w:cs="Arial"/>
+          <w:color w:val="auto"/>
+          <w:sz w:val="20"/>
+          <w:szCs w:val="20"/>
+        </w:rPr>
+        <w:t xml:space="preserve"> in partnership with Meta and the Bill &amp; Melinda Gates Foundation.</w:t>
+      </w:r>
+    </w:p>
+    <w:p>
+      <w:pPr>
+        <w:spacing w:after="240" w:line="276" w:lineRule="auto"/>
+        <w:ind w:left="720" w:hanging="720"/>
+        <w:jc w:val="both"/>
+        <w:rPr>
+          <w:rFonts w:ascii="Arial" w:hAnsi="Arial" w:cs="Arial"/>
+          <w:color w:val="auto"/>
+          <w:sz w:val="20"/>
+          <w:szCs w:val="20"/>
+        </w:rPr>
+      </w:pPr>
+      <w:r>
+        <w:rPr>
+          <w:rFonts w:ascii="Arial" w:hAnsi="Arial" w:cs="Arial"/>
+          <w:color w:val="auto"/>
+          <w:sz w:val="20"/>
+          <w:szCs w:val="20"/>
+        </w:rPr>
+        <w:t>2023</w:t>
+      </w:r>
+      <w:r>
+        <w:rPr>
+          <w:rFonts w:ascii="Arial" w:hAnsi="Arial" w:cs="Arial"/>
+          <w:color w:val="auto"/>
+          <w:sz w:val="20"/>
+          <w:szCs w:val="20"/>
+        </w:rPr>
+        <w:tab/>
+      </w:r>
+      <w:r>
+        <w:rPr>
+          <w:rFonts w:ascii="Arial" w:hAnsi="Arial" w:cs="Arial"/>
+          <w:color w:val="auto"/>
+          <w:sz w:val="20"/>
+          <w:szCs w:val="20"/>
+        </w:rPr>
+        <w:t>Participated as a</w:t>
+      </w:r>
+      <w:r>
+        <w:rPr>
+          <w:rFonts w:ascii="Arial" w:hAnsi="Arial" w:cs="Arial"/>
+          <w:color w:val="auto"/>
+          <w:sz w:val="20"/>
+          <w:szCs w:val="20"/>
+        </w:rPr>
+        <w:t xml:space="preserve"> </w:t>
+      </w:r>
+      <w:r>
+        <w:rPr>
+          <w:rFonts w:ascii="Arial" w:hAnsi="Arial" w:cs="Arial"/>
+          <w:color w:val="auto"/>
+          <w:sz w:val="20"/>
+          <w:szCs w:val="20"/>
+        </w:rPr>
+        <w:t>CAN Fellow in the Festival de Datos, sponsored by the United Nations, held in Punta del Este, Uruguay</w:t>
+      </w:r>
+      <w:r>
+        <w:rPr>
+          <w:rFonts w:ascii="Arial" w:hAnsi="Arial" w:cs="Arial"/>
+          <w:color w:val="auto"/>
+          <w:sz w:val="20"/>
+          <w:szCs w:val="20"/>
+        </w:rPr>
+        <w:t>.</w:t>
+      </w:r>
+      <w:r>
+        <w:rPr>
+          <w:rFonts w:ascii="Arial" w:hAnsi="Arial" w:cs="Arial"/>
+          <w:color w:val="auto"/>
+          <w:sz w:val="20"/>
+          <w:szCs w:val="20"/>
+        </w:rPr>
+        <w:t xml:space="preserve"> This notable event focused on advancing global data initiatives for sustainable development.</w:t>
+      </w:r>
+    </w:p>
+    <w:p>
+      <w:pPr>
+        <w:spacing w:after="240" w:line="276" w:lineRule="auto"/>
+        <w:ind w:left="720" w:hanging="720"/>
+        <w:jc w:val="both"/>
+        <w:rPr>
+          <w:rFonts w:ascii="Arial" w:hAnsi="Arial" w:cs="Arial"/>
+          <w:color w:val="auto"/>
+          <w:sz w:val="20"/>
+          <w:szCs w:val="20"/>
+        </w:rPr>
+      </w:pPr>
+      <w:r>
+        <w:rPr>
+          <w:rFonts w:ascii="Arial" w:hAnsi="Arial" w:cs="Arial"/>
+          <w:color w:val="auto"/>
+          <w:sz w:val="20"/>
+          <w:szCs w:val="20"/>
+        </w:rPr>
         <w:t>2023</w:t>
       </w:r>
       <w:r>
@@ -1919,44 +2015,6 @@
           <w:szCs w:val="20"/>
         </w:rPr>
         <w:t>Nigerian National Code for Health Research Ethics, CITI Program</w:t>
-      </w:r>
-    </w:p>
-    <w:p>
-      <w:pPr>
-        <w:spacing w:line="480" w:lineRule="auto"/>
-        <w:rPr>
-          <w:rFonts w:ascii="Arial" w:hAnsi="Arial" w:cs="Arial"/>
-          <w:color w:val="auto"/>
-          <w:sz w:val="20"/>
-          <w:szCs w:val="20"/>
-        </w:rPr>
-      </w:pPr>
-      <w:r>
-        <w:rPr>
-          <w:rFonts w:ascii="Arial" w:hAnsi="Arial" w:cs="Arial"/>
-          <w:color w:val="auto"/>
-          <w:sz w:val="20"/>
-          <w:szCs w:val="20"/>
-        </w:rPr>
-        <w:t xml:space="preserve">2022 </w:t>
-      </w:r>
-      <w:r>
-        <w:rPr>
-          <w:rFonts w:ascii="Arial" w:hAnsi="Arial" w:cs="Arial"/>
-          <w:color w:val="auto"/>
-          <w:sz w:val="20"/>
-          <w:szCs w:val="20"/>
-        </w:rPr>
-        <w:tab/>
-      </w:r>
-      <w:r>
-        <w:rPr>
-          <w:rFonts w:ascii="Arial" w:hAnsi="Arial" w:cs="Arial"/>
-          <w:color w:val="auto"/>
-          <w:sz w:val="20"/>
-          <w:szCs w:val="20"/>
-        </w:rPr>
-        <w:t>FAIR Data Steward Certification</w:t>
       </w:r>
     </w:p>
     <w:p>
@@ -2040,7 +2098,7 @@
               </wp:anchor>
             </w:drawing>
           </mc:Choice>
-          <mc:Fallback xmlns:w16sdtdh="http://schemas.microsoft.com/office/word/2020/wordml/sdtdatahash" xmlns:w16du="http://schemas.microsoft.com/office/word/2023/wordml/word16du" xmlns:w16="http://schemas.microsoft.com/office/word/2018/wordml" xmlns:w16cid="http://schemas.microsoft.com/office/word/2016/wordml/cid" xmlns:w16cex="http://schemas.microsoft.com/office/word/2018/wordml/cex" xmlns:oel="http://schemas.microsoft.com/office/2019/extlst" xmlns:am3d="http://schemas.microsoft.com/office/drawing/2017/model3d" xmlns:aink="http://schemas.microsoft.com/office/drawing/2016/ink" xmlns:cx8="http://schemas.microsoft.com/office/drawing/2016/5/14/chartex" xmlns:cx7="http://schemas.microsoft.com/office/drawing/2016/5/13/chartex" xmlns:cx6="http://schemas.microsoft.com/office/drawing/2016/5/12/chartex" xmlns:cx5="http://schemas.microsoft.com/office/drawing/2016/5/11/chartex" xmlns:cx4="http://schemas.microsoft.com/office/drawing/2016/5/10/chartex" xmlns:cx3="http://schemas.microsoft.com/office/drawing/2016/5/9/chartex" xmlns:cx2="http://schemas.microsoft.com/office/drawing/2015/10/21/chartex" xmlns:cx1="http://schemas.microsoft.com/office/drawing/2015/9/8/chartex">
+          <mc:Fallback>
             <w:pict>
               <v:line w14:anchorId="59C889D2" id="Line 10" o:spid="_x0000_s1026" style="position:absolute;z-index:251692032;visibility:visible;mso-wrap-style:square;mso-width-percent:0;mso-height-percent:0;mso-wrap-distance-left:9pt;mso-wrap-distance-top:0;mso-wrap-distance-right:9pt;mso-wrap-distance-bottom:0;mso-position-horizontal:left;mso-position-horizontal-relative:margin;mso-position-vertical:absolute;mso-position-vertical-relative:text;mso-width-percent:0;mso-height-percent:0;mso-width-relative:page;mso-height-relative:page" from="0,30.75pt" to="466.15pt,30.75pt" o:gfxdata="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" strokecolor="#4472c4" strokeweight=".18mm">
                 <v:stroke joinstyle="miter"/>
@@ -2237,6 +2295,30 @@
           <w:sz w:val="20"/>
           <w:szCs w:val="20"/>
         </w:rPr>
+        <w:t>Quarto</w:t>
+      </w:r>
+      <w:r>
+        <w:rPr>
+          <w:color w:val="auto"/>
+          <w:sz w:val="20"/>
+          <w:szCs w:val="20"/>
+        </w:rPr>
+        <w:t>,</w:t>
+      </w:r>
+      <w:r>
+        <w:rPr>
+          <w:color w:val="auto"/>
+          <w:sz w:val="20"/>
+          <w:szCs w:val="20"/>
+        </w:rPr>
+        <w:t xml:space="preserve"> </w:t>
+      </w:r>
+      <w:r>
+        <w:rPr>
+          <w:color w:val="auto"/>
+          <w:sz w:val="20"/>
+          <w:szCs w:val="20"/>
+        </w:rPr>
         <w:t>LaTeX</w:t>
       </w:r>
       <w:r>
@@ -2263,7 +2345,7 @@
           <w:sz w:val="20"/>
           <w:szCs w:val="20"/>
         </w:rPr>
-        <w:t xml:space="preserve">, Jupyter, sphinx, </w:t>
+        <w:t xml:space="preserve">, </w:t>
       </w:r>
       <w:proofErr w:type="spellStart"/>
       <w:r>
@@ -2272,6 +2354,24 @@
           <w:sz w:val="20"/>
           <w:szCs w:val="20"/>
         </w:rPr>
+        <w:t>Jupyter</w:t>
+      </w:r>
+      <w:proofErr w:type="spellEnd"/>
+      <w:r>
+        <w:rPr>
+          <w:color w:val="auto"/>
+          <w:sz w:val="20"/>
+          <w:szCs w:val="20"/>
+        </w:rPr>
+        <w:t xml:space="preserve">, sphinx, </w:t>
+      </w:r>
+      <w:proofErr w:type="spellStart"/>
+      <w:r>
+        <w:rPr>
+          <w:color w:val="auto"/>
+          <w:sz w:val="20"/>
+          <w:szCs w:val="20"/>
+        </w:rPr>
         <w:t>roxygen</w:t>
       </w:r>
       <w:proofErr w:type="spellEnd"/>
@@ -2281,7 +2381,7 @@
           <w:sz w:val="20"/>
           <w:szCs w:val="20"/>
         </w:rPr>
-        <w:t>, Quarto</w:t>
+        <w:t xml:space="preserve">, </w:t>
       </w:r>
     </w:p>
     <w:p>
@@ -2386,6 +2486,7 @@
         <w:t xml:space="preserve">Work Experience </w:t>
       </w:r>
     </w:p>
+    <w:bookmarkStart w:id="1" w:name="_Hlk41140592"/>
     <w:p>
       <w:pPr>
         <w:pStyle w:val="Default"/>
@@ -2397,7 +2498,6 @@
           <w:szCs w:val="20"/>
         </w:rPr>
       </w:pPr>
-      <w:bookmarkStart w:id="1" w:name="_Hlk41140592"/>
       <w:r>
         <w:rPr>
           <w:b/>
@@ -2612,7 +2712,7 @@
         <w:tab/>
         <w:t>(</w:t>
       </w:r>
-      <w:hyperlink r:id="rId15" w:history="1">
+      <w:hyperlink r:id="rId14" w:history="1">
         <w:r>
           <w:rPr>
             <w:rStyle w:val="Hyperlink"/>
@@ -2813,6 +2913,7 @@
           <w:sz w:val="20"/>
           <w:szCs w:val="20"/>
         </w:rPr>
+        <w:lastRenderedPageBreak/>
         <w:t xml:space="preserve">Build interactive </w:t>
       </w:r>
       <w:proofErr w:type="spellStart"/>
@@ -2859,7 +2960,6 @@
           <w:sz w:val="20"/>
           <w:szCs w:val="20"/>
         </w:rPr>
-        <w:lastRenderedPageBreak/>
         <w:t>Co-author research reports and policy recommendations for government and development partners</w:t>
       </w:r>
     </w:p>
@@ -3030,7 +3130,7 @@
         <w:tab/>
         <w:t>(</w:t>
       </w:r>
-      <w:hyperlink r:id="rId16" w:history="1">
+      <w:hyperlink r:id="rId15" w:history="1">
         <w:r>
           <w:rPr>
             <w:rStyle w:val="Hyperlink"/>
@@ -3419,7 +3519,7 @@
         <w:tab/>
         <w:t>(</w:t>
       </w:r>
-      <w:hyperlink r:id="rId17" w:history="1">
+      <w:hyperlink r:id="rId16" w:history="1">
         <w:r>
           <w:rPr>
             <w:rStyle w:val="Hyperlink"/>
@@ -3679,7 +3779,29 @@
           <w:sz w:val="20"/>
           <w:szCs w:val="20"/>
         </w:rPr>
-        <w:t>' and 'forstringr' R programming packages, designed to enhance efficiency in data reading and manipulation processes.</w:t>
+        <w:t>' and '</w:t>
+      </w:r>
+      <w:proofErr w:type="spellStart"/>
+      <w:r>
+        <w:rPr>
+          <w:rFonts w:ascii="Arial" w:eastAsia="Times New Roman" w:hAnsi="Arial" w:cs="Arial"/>
+          <w:color w:val="auto"/>
+          <w:spacing w:val="1"/>
+          <w:sz w:val="20"/>
+          <w:szCs w:val="20"/>
+        </w:rPr>
+        <w:t>forstringr</w:t>
+      </w:r>
+      <w:proofErr w:type="spellEnd"/>
+      <w:r>
+        <w:rPr>
+          <w:rFonts w:ascii="Arial" w:eastAsia="Times New Roman" w:hAnsi="Arial" w:cs="Arial"/>
+          <w:color w:val="auto"/>
+          <w:spacing w:val="1"/>
+          <w:sz w:val="20"/>
+          <w:szCs w:val="20"/>
+        </w:rPr>
+        <w:t>' R programming packages, designed to enhance efficiency in data reading and manipulation processes.</w:t>
       </w:r>
     </w:p>
     <w:p>
@@ -3920,7 +4042,7 @@
         <w:tab/>
         <w:t>(</w:t>
       </w:r>
-      <w:hyperlink r:id="rId18" w:tooltip="website" w:history="1">
+      <w:hyperlink r:id="rId17" w:tooltip="website" w:history="1">
         <w:r>
           <w:rPr>
             <w:rStyle w:val="Hyperlink"/>
@@ -4066,6 +4188,7 @@
           <w:sz w:val="20"/>
           <w:szCs w:val="20"/>
         </w:rPr>
+        <w:lastRenderedPageBreak/>
         <w:t>Supervised and coordinated a team of data scientists, ensuring the successful completion of the project.</w:t>
       </w:r>
     </w:p>
@@ -4095,7 +4218,6 @@
           <w:sz w:val="20"/>
           <w:szCs w:val="20"/>
         </w:rPr>
-        <w:lastRenderedPageBreak/>
         <w:t>Worked with the project manager to develop quarterly and annual reports for BMGF.</w:t>
       </w:r>
     </w:p>
@@ -4316,29 +4438,7 @@
           <w:sz w:val="20"/>
           <w:szCs w:val="20"/>
         </w:rPr>
-        <w:t xml:space="preserve">Contributed to organizing Africa's largest AI </w:t>
-      </w:r>
-      <w:proofErr w:type="spellStart"/>
-      <w:r>
-        <w:rPr>
-          <w:rFonts w:ascii="Arial" w:eastAsia="Times New Roman" w:hAnsi="Arial" w:cs="Arial"/>
-          <w:color w:val="auto"/>
-          <w:spacing w:val="1"/>
-          <w:sz w:val="20"/>
-          <w:szCs w:val="20"/>
-        </w:rPr>
-        <w:t>Bootcamp</w:t>
-      </w:r>
-      <w:proofErr w:type="spellEnd"/>
-      <w:r>
-        <w:rPr>
-          <w:rFonts w:ascii="Arial" w:eastAsia="Times New Roman" w:hAnsi="Arial" w:cs="Arial"/>
-          <w:color w:val="auto"/>
-          <w:spacing w:val="1"/>
-          <w:sz w:val="20"/>
-          <w:szCs w:val="20"/>
-        </w:rPr>
-        <w:t xml:space="preserve"> in 2019, 2020, and 2021, attracting over 10,000 participants from 30 countries.</w:t>
+        <w:t>Contributed to organizing Africa's largest AI Bootcamp in 2019, 2020, and 2021, attracting over 10,000 participants from 30 countries.</w:t>
       </w:r>
     </w:p>
     <w:p>
@@ -4445,7 +4545,7 @@
         </w:rPr>
         <w:t xml:space="preserve"> (</w:t>
       </w:r>
-      <w:hyperlink r:id="rId19" w:history="1">
+      <w:hyperlink r:id="rId18" w:history="1">
         <w:r>
           <w:rPr>
             <w:rStyle w:val="Hyperlink"/>
@@ -4949,7 +5049,7 @@
         </w:rPr>
         <w:t xml:space="preserve">   </w:t>
       </w:r>
-      <w:hyperlink r:id="rId20" w:history="1">
+      <w:hyperlink r:id="rId19" w:history="1">
         <w:r>
           <w:rPr>
             <w:rStyle w:val="Hyperlink"/>
@@ -5328,25 +5428,7 @@
           <w:szCs w:val="20"/>
         </w:rPr>
         <w:tab/>
-        <w:t xml:space="preserve">Federal University of Technology, </w:t>
-      </w:r>
-      <w:proofErr w:type="spellStart"/>
-      <w:r>
-        <w:rPr>
-          <w:color w:val="auto"/>
-          <w:sz w:val="20"/>
-          <w:szCs w:val="20"/>
-        </w:rPr>
-        <w:t>Minna</w:t>
-      </w:r>
-      <w:proofErr w:type="spellEnd"/>
-      <w:r>
-        <w:rPr>
-          <w:color w:val="auto"/>
-          <w:sz w:val="20"/>
-          <w:szCs w:val="20"/>
-        </w:rPr>
-        <w:t>, Niger State</w:t>
+        <w:t>Federal University of Technology, Minna, Niger State</w:t>
       </w:r>
       <w:r>
         <w:rPr>
@@ -5386,6 +5468,7 @@
           <w:sz w:val="20"/>
           <w:szCs w:val="20"/>
         </w:rPr>
+        <w:lastRenderedPageBreak/>
         <w:t>Tasks</w:t>
       </w:r>
       <w:r>
@@ -5425,7 +5508,6 @@
           <w:sz w:val="20"/>
           <w:szCs w:val="20"/>
         </w:rPr>
-        <w:lastRenderedPageBreak/>
         <w:t>Assisted in delivering lectures on a variety of statistical courses, including Probability, Operations Research, Predictive Modeling, Bio-statistics, Econometrics, and Statistical Computing using R and Python.</w:t>
       </w:r>
     </w:p>
@@ -5680,7 +5762,7 @@
               </wp:anchor>
             </w:drawing>
           </mc:Choice>
-          <mc:Fallback xmlns:w16sdtdh="http://schemas.microsoft.com/office/word/2020/wordml/sdtdatahash" xmlns:w16du="http://schemas.microsoft.com/office/word/2023/wordml/word16du" xmlns:w16="http://schemas.microsoft.com/office/word/2018/wordml" xmlns:w16cid="http://schemas.microsoft.com/office/word/2016/wordml/cid" xmlns:w16cex="http://schemas.microsoft.com/office/word/2018/wordml/cex" xmlns:oel="http://schemas.microsoft.com/office/2019/extlst" xmlns:am3d="http://schemas.microsoft.com/office/drawing/2017/model3d" xmlns:aink="http://schemas.microsoft.com/office/drawing/2016/ink" xmlns:cx8="http://schemas.microsoft.com/office/drawing/2016/5/14/chartex" xmlns:cx7="http://schemas.microsoft.com/office/drawing/2016/5/13/chartex" xmlns:cx6="http://schemas.microsoft.com/office/drawing/2016/5/12/chartex" xmlns:cx5="http://schemas.microsoft.com/office/drawing/2016/5/11/chartex" xmlns:cx4="http://schemas.microsoft.com/office/drawing/2016/5/10/chartex" xmlns:cx3="http://schemas.microsoft.com/office/drawing/2016/5/9/chartex" xmlns:cx2="http://schemas.microsoft.com/office/drawing/2015/10/21/chartex" xmlns:cx1="http://schemas.microsoft.com/office/drawing/2015/9/8/chartex">
+          <mc:Fallback>
             <w:pict>
               <v:line w14:anchorId="5634777E" id="Line 7" o:spid="_x0000_s1026" style="position:absolute;z-index:251694080;visibility:visible;mso-wrap-style:square;mso-width-percent:0;mso-height-percent:0;mso-wrap-distance-left:9pt;mso-wrap-distance-top:0;mso-wrap-distance-right:9pt;mso-wrap-distance-bottom:0;mso-position-horizontal:left;mso-position-horizontal-relative:margin;mso-position-vertical:absolute;mso-position-vertical-relative:text;mso-width-percent:0;mso-height-percent:0;mso-width-relative:page;mso-height-relative:page" from="0,5.8pt" to="466.15pt,5.8pt" o:gfxdata="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" strokecolor="#4472c4" strokeweight=".18mm">
                 <v:stroke joinstyle="miter"/>
@@ -5753,9 +5835,8 @@
           <w:sz w:val="20"/>
           <w:szCs w:val="20"/>
         </w:rPr>
-        <w:t xml:space="preserve">Coordinator, AI General Assembly </w:t>
-      </w:r>
-      <w:proofErr w:type="spellStart"/>
+        <w:t xml:space="preserve">Program </w:t>
+      </w:r>
       <w:r>
         <w:rPr>
           <w:b/>
@@ -5764,9 +5845,8 @@
           <w:sz w:val="20"/>
           <w:szCs w:val="20"/>
         </w:rPr>
-        <w:t>Programme</w:t>
-      </w:r>
-      <w:proofErr w:type="spellEnd"/>
+        <w:t xml:space="preserve">Coordinator, </w:t>
+      </w:r>
       <w:r>
         <w:rPr>
           <w:b/>
@@ -5775,9 +5855,8 @@
           <w:sz w:val="20"/>
           <w:szCs w:val="20"/>
         </w:rPr>
-        <w:t xml:space="preserve">, Thomas </w:t>
-      </w:r>
-      <w:proofErr w:type="spellStart"/>
+        <w:t>Diploma in Data Science</w:t>
+      </w:r>
       <w:r>
         <w:rPr>
           <w:b/>
@@ -5786,18 +5865,7 @@
           <w:sz w:val="20"/>
           <w:szCs w:val="20"/>
         </w:rPr>
-        <w:t>Adewumi</w:t>
-      </w:r>
-      <w:proofErr w:type="spellEnd"/>
-      <w:r>
-        <w:rPr>
-          <w:b/>
-          <w:bCs/>
-          <w:color w:val="auto"/>
-          <w:sz w:val="20"/>
-          <w:szCs w:val="20"/>
-        </w:rPr>
-        <w:t xml:space="preserve"> University, </w:t>
+        <w:t xml:space="preserve">, Thomas Adewumi University, </w:t>
       </w:r>
     </w:p>
     <w:p>
@@ -5835,7 +5903,6 @@
         </w:rPr>
         <w:t xml:space="preserve">          </w:t>
       </w:r>
-      <w:proofErr w:type="spellStart"/>
       <w:r>
         <w:rPr>
           <w:b/>
@@ -5844,18 +5911,7 @@
           <w:sz w:val="20"/>
           <w:szCs w:val="20"/>
         </w:rPr>
-        <w:t>Kwara</w:t>
-      </w:r>
-      <w:proofErr w:type="spellEnd"/>
-      <w:r>
-        <w:rPr>
-          <w:b/>
-          <w:bCs/>
-          <w:color w:val="auto"/>
-          <w:sz w:val="20"/>
-          <w:szCs w:val="20"/>
-        </w:rPr>
-        <w:t>, Nigeria.</w:t>
+        <w:t>Kwara, Nigeria.</w:t>
       </w:r>
     </w:p>
     <w:p>
@@ -5870,7 +5926,7 @@
           <w:sz w:val="20"/>
           <w:szCs w:val="20"/>
         </w:rPr>
-        <w:t xml:space="preserve">I coordinate and take part in the </w:t>
+        <w:t>As the Program Coordinator for the Diploma in Data Science at Thomas Adewumi University, I oversee the delivery and management of a comprehensive curriculum designed to equip final-year students with essential skills in data science, machine learning, business analytics, and digital entrepreneurship. My role includes coordinating courses such as Data Analysis using Excel, R, Python, and Power BI, along with advanced topics like Generative AI, LinkedIn Optimization, and Process Automation using the Power Platform. I also ensure that students gain hands-on experience, providing them with the tools and skills needed to excel in the dynamic data-driven job market. Additionally, I lead the development of training modules, collaborate with instructors, and maintain program resources to enhance the learning experience for all participants.</w:t>
       </w:r>
       <w:r>
         <w:rPr>
@@ -5878,144 +5934,62 @@
           <w:sz w:val="20"/>
           <w:szCs w:val="20"/>
         </w:rPr>
-        <w:t xml:space="preserve">annual </w:t>
+        <w:t xml:space="preserve"> </w:t>
       </w:r>
       <w:r>
         <w:rPr>
           <w:rFonts w:ascii="Arial" w:eastAsia="Droid Sans Fallback" w:hAnsi="Arial" w:cs="Arial"/>
-          <w:bCs/>
-          <w:sz w:val="20"/>
-          <w:szCs w:val="20"/>
-        </w:rPr>
-        <w:t xml:space="preserve">AI General Assembly Training </w:t>
-      </w:r>
-      <w:proofErr w:type="spellStart"/>
-      <w:r>
-        <w:rPr>
-          <w:rFonts w:ascii="Arial" w:eastAsia="Droid Sans Fallback" w:hAnsi="Arial" w:cs="Arial"/>
-          <w:bCs/>
-          <w:sz w:val="20"/>
-          <w:szCs w:val="20"/>
-        </w:rPr>
-        <w:t>Programme</w:t>
-      </w:r>
-      <w:proofErr w:type="spellEnd"/>
-      <w:r>
-        <w:rPr>
-          <w:rFonts w:ascii="Arial" w:eastAsia="Droid Sans Fallback" w:hAnsi="Arial" w:cs="Arial"/>
-          <w:sz w:val="20"/>
-          <w:szCs w:val="20"/>
-        </w:rPr>
-        <w:t xml:space="preserve"> at</w:t>
-      </w:r>
-      <w:r>
-        <w:rPr>
-          <w:rFonts w:ascii="Arial" w:eastAsia="Droid Sans Fallback" w:hAnsi="Arial" w:cs="Arial"/>
-          <w:sz w:val="20"/>
-          <w:szCs w:val="20"/>
-        </w:rPr>
-        <w:t xml:space="preserve"> Thomas </w:t>
-      </w:r>
-      <w:proofErr w:type="spellStart"/>
-      <w:r>
-        <w:rPr>
-          <w:rFonts w:ascii="Arial" w:eastAsia="Droid Sans Fallback" w:hAnsi="Arial" w:cs="Arial"/>
-          <w:sz w:val="20"/>
-          <w:szCs w:val="20"/>
-        </w:rPr>
-        <w:t>Adewumi</w:t>
-      </w:r>
-      <w:proofErr w:type="spellEnd"/>
-      <w:r>
-        <w:rPr>
-          <w:rFonts w:ascii="Arial" w:eastAsia="Droid Sans Fallback" w:hAnsi="Arial" w:cs="Arial"/>
-          <w:sz w:val="20"/>
-          <w:szCs w:val="20"/>
-        </w:rPr>
-        <w:t xml:space="preserve"> University—a six-week, hands-on </w:t>
-      </w:r>
-      <w:proofErr w:type="spellStart"/>
-      <w:r>
-        <w:rPr>
-          <w:rFonts w:ascii="Arial" w:eastAsia="Droid Sans Fallback" w:hAnsi="Arial" w:cs="Arial"/>
-          <w:sz w:val="20"/>
-          <w:szCs w:val="20"/>
-        </w:rPr>
-        <w:t>bootcamp</w:t>
-      </w:r>
-      <w:proofErr w:type="spellEnd"/>
-      <w:r>
-        <w:rPr>
-          <w:rFonts w:ascii="Arial" w:eastAsia="Droid Sans Fallback" w:hAnsi="Arial" w:cs="Arial"/>
-          <w:sz w:val="20"/>
-          <w:szCs w:val="20"/>
-        </w:rPr>
-        <w:t xml:space="preserve"> that introduces graduating students to core concepts and projects in data science, machine learning, business analytics and digital entrepreneurship. By leading curriculum design and arranging expert-led sessions, I ensure the </w:t>
-      </w:r>
-      <w:proofErr w:type="spellStart"/>
-      <w:r>
-        <w:rPr>
-          <w:rFonts w:ascii="Arial" w:eastAsia="Droid Sans Fallback" w:hAnsi="Arial" w:cs="Arial"/>
-          <w:sz w:val="20"/>
-          <w:szCs w:val="20"/>
-        </w:rPr>
-        <w:t>programme</w:t>
-      </w:r>
-      <w:proofErr w:type="spellEnd"/>
-      <w:r>
-        <w:rPr>
-          <w:rFonts w:ascii="Arial" w:eastAsia="Droid Sans Fallback" w:hAnsi="Arial" w:cs="Arial"/>
-          <w:sz w:val="20"/>
-          <w:szCs w:val="20"/>
-        </w:rPr>
-        <w:t xml:space="preserve"> bridges classroom learning with real-world industry needs. Each cohort completes practical AI projects, gaining the skills and confidence required to thrive in today’s tech-driven job market.</w:t>
-      </w:r>
-      <w:r>
-        <w:rPr>
-          <w:rFonts w:ascii="Arial" w:eastAsia="Droid Sans Fallback" w:hAnsi="Arial" w:cs="Arial"/>
-          <w:sz w:val="20"/>
-          <w:szCs w:val="20"/>
-        </w:rPr>
-        <w:t xml:space="preserve"> </w:t>
-      </w:r>
-      <w:r>
-        <w:rPr>
-          <w:rFonts w:ascii="Arial" w:eastAsia="Droid Sans Fallback" w:hAnsi="Arial" w:cs="Arial"/>
-          <w:sz w:val="20"/>
-          <w:szCs w:val="20"/>
-        </w:rPr>
-        <w:t xml:space="preserve">For further details, visit the </w:t>
-      </w:r>
-      <w:proofErr w:type="spellStart"/>
-      <w:r>
-        <w:rPr>
-          <w:rFonts w:ascii="Arial" w:eastAsia="Droid Sans Fallback" w:hAnsi="Arial" w:cs="Arial"/>
-          <w:sz w:val="20"/>
-          <w:szCs w:val="20"/>
-        </w:rPr>
-        <w:t>programme</w:t>
-      </w:r>
-      <w:proofErr w:type="spellEnd"/>
-      <w:r>
-        <w:rPr>
-          <w:rFonts w:ascii="Arial" w:eastAsia="Droid Sans Fallback" w:hAnsi="Arial" w:cs="Arial"/>
-          <w:sz w:val="20"/>
-          <w:szCs w:val="20"/>
-        </w:rPr>
-        <w:t xml:space="preserve"> website: </w:t>
-      </w:r>
-      <w:hyperlink r:id="rId21" w:history="1">
+          <w:sz w:val="20"/>
+          <w:szCs w:val="20"/>
+        </w:rPr>
+        <w:t xml:space="preserve">website: </w:t>
+      </w:r>
+      <w:hyperlink r:id="rId20" w:history="1">
         <w:r>
           <w:rPr>
             <w:rStyle w:val="Hyperlink"/>
-            <w:rFonts w:eastAsia="Droid Sans Fallback"/>
+            <w:rFonts w:ascii="Arial" w:eastAsia="Droid Sans Fallback" w:hAnsi="Arial" w:cs="Arial"/>
+            <w:i/>
+            <w:iCs/>
             <w:color w:val="auto"/>
-            <w:u w:val="none"/>
+            <w:sz w:val="20"/>
+            <w:szCs w:val="20"/>
+            <w:u w:val="dotted"/>
           </w:rPr>
-          <w:t>https://tauniversity.github.io/cohort2025webpage/</w:t>
+          <w:t>htt</w:t>
+        </w:r>
+        <w:r>
+          <w:rPr>
+            <w:rStyle w:val="Hyperlink"/>
+            <w:rFonts w:ascii="Arial" w:eastAsia="Droid Sans Fallback" w:hAnsi="Arial" w:cs="Arial"/>
+            <w:bCs/>
+            <w:color w:val="auto"/>
+            <w:sz w:val="20"/>
+            <w:szCs w:val="20"/>
+            <w:u w:val="dotted"/>
+          </w:rPr>
+          <w:t>ps://tauniversity.github.io/tau-ds-webpag</w:t>
+        </w:r>
+        <w:r>
+          <w:rPr>
+            <w:rStyle w:val="Hyperlink"/>
+            <w:rFonts w:ascii="Arial" w:eastAsia="Droid Sans Fallback" w:hAnsi="Arial" w:cs="Arial"/>
+            <w:i/>
+            <w:iCs/>
+            <w:color w:val="auto"/>
+            <w:sz w:val="20"/>
+            <w:szCs w:val="20"/>
+            <w:u w:val="dotted"/>
+          </w:rPr>
+          <w:t>e</w:t>
         </w:r>
       </w:hyperlink>
       <w:r>
+        <w:rPr>
+          <w:rFonts w:ascii="Arial" w:eastAsia="Droid Sans Fallback" w:hAnsi="Arial" w:cs="Arial"/>
+          <w:sz w:val="20"/>
+          <w:szCs w:val="20"/>
+        </w:rPr>
         <w:t>.</w:t>
       </w:r>
     </w:p>
@@ -6602,6 +6576,7 @@
           <w:sz w:val="20"/>
           <w:szCs w:val="20"/>
         </w:rPr>
+        <w:lastRenderedPageBreak/>
         <w:t xml:space="preserve">Project Title- </w:t>
       </w:r>
       <w:r>
@@ -6677,7 +6652,6 @@
           <w:sz w:val="20"/>
           <w:szCs w:val="20"/>
         </w:rPr>
-        <w:lastRenderedPageBreak/>
         <w:t>Supervised codebook creation and structured data curation</w:t>
       </w:r>
     </w:p>
@@ -6958,51 +6932,7 @@
           <w:szCs w:val="20"/>
           <w:shd w:val="clear" w:color="auto" w:fill="FFFFFF"/>
         </w:rPr>
-        <w:t xml:space="preserve"> and Mogadishu (Somalia), </w:t>
-      </w:r>
-      <w:proofErr w:type="spellStart"/>
-      <w:r>
-        <w:rPr>
-          <w:rFonts w:ascii="Arial" w:hAnsi="Arial" w:cs="Arial"/>
-          <w:color w:val="auto"/>
-          <w:sz w:val="20"/>
-          <w:szCs w:val="20"/>
-          <w:shd w:val="clear" w:color="auto" w:fill="FFFFFF"/>
-        </w:rPr>
-        <w:t>Kassala</w:t>
-      </w:r>
-      <w:proofErr w:type="spellEnd"/>
-      <w:r>
-        <w:rPr>
-          <w:rFonts w:ascii="Arial" w:hAnsi="Arial" w:cs="Arial"/>
-          <w:color w:val="auto"/>
-          <w:sz w:val="20"/>
-          <w:szCs w:val="20"/>
-          <w:shd w:val="clear" w:color="auto" w:fill="FFFFFF"/>
-        </w:rPr>
-        <w:t xml:space="preserve"> and Khartoum (Sudan) and </w:t>
-      </w:r>
-      <w:proofErr w:type="spellStart"/>
-      <w:r>
-        <w:rPr>
-          <w:rFonts w:ascii="Arial" w:hAnsi="Arial" w:cs="Arial"/>
-          <w:color w:val="auto"/>
-          <w:sz w:val="20"/>
-          <w:szCs w:val="20"/>
-          <w:shd w:val="clear" w:color="auto" w:fill="FFFFFF"/>
-        </w:rPr>
-        <w:t>Wau</w:t>
-      </w:r>
-      <w:proofErr w:type="spellEnd"/>
-      <w:r>
-        <w:rPr>
-          <w:rFonts w:ascii="Arial" w:hAnsi="Arial" w:cs="Arial"/>
-          <w:color w:val="auto"/>
-          <w:sz w:val="20"/>
-          <w:szCs w:val="20"/>
-          <w:shd w:val="clear" w:color="auto" w:fill="FFFFFF"/>
-        </w:rPr>
-        <w:t xml:space="preserve"> and Juba (South Sudan). The target audience also includes low-opportunity and </w:t>
+        <w:t xml:space="preserve"> and Mogadishu (Somalia), Kassala and Khartoum (Sudan) and Wau and Juba (South Sudan). The target audience also includes low-opportunity and </w:t>
       </w:r>
       <w:proofErr w:type="spellStart"/>
       <w:r>
@@ -7378,7 +7308,7 @@
               </wp:anchor>
             </w:drawing>
           </mc:Choice>
-          <mc:Fallback xmlns:w16sdtdh="http://schemas.microsoft.com/office/word/2020/wordml/sdtdatahash" xmlns:w16du="http://schemas.microsoft.com/office/word/2023/wordml/word16du" xmlns:w16="http://schemas.microsoft.com/office/word/2018/wordml" xmlns:w16cid="http://schemas.microsoft.com/office/word/2016/wordml/cid" xmlns:w16cex="http://schemas.microsoft.com/office/word/2018/wordml/cex" xmlns:oel="http://schemas.microsoft.com/office/2019/extlst" xmlns:am3d="http://schemas.microsoft.com/office/drawing/2017/model3d" xmlns:aink="http://schemas.microsoft.com/office/drawing/2016/ink" xmlns:cx8="http://schemas.microsoft.com/office/drawing/2016/5/14/chartex" xmlns:cx7="http://schemas.microsoft.com/office/drawing/2016/5/13/chartex" xmlns:cx6="http://schemas.microsoft.com/office/drawing/2016/5/12/chartex" xmlns:cx5="http://schemas.microsoft.com/office/drawing/2016/5/11/chartex" xmlns:cx4="http://schemas.microsoft.com/office/drawing/2016/5/10/chartex" xmlns:cx3="http://schemas.microsoft.com/office/drawing/2016/5/9/chartex" xmlns:cx2="http://schemas.microsoft.com/office/drawing/2015/10/21/chartex" xmlns:cx1="http://schemas.microsoft.com/office/drawing/2015/9/8/chartex">
+          <mc:Fallback>
             <w:pict>
               <v:line w14:anchorId="12224500" id="Line 5" o:spid="_x0000_s1026" style="position:absolute;z-index:251689984;visibility:visible;mso-wrap-style:square;mso-width-percent:0;mso-height-percent:0;mso-wrap-distance-left:9pt;mso-wrap-distance-top:0;mso-wrap-distance-right:9pt;mso-wrap-distance-bottom:0;mso-position-horizontal:absolute;mso-position-horizontal-relative:margin;mso-position-vertical:absolute;mso-position-vertical-relative:text;mso-width-percent:0;mso-height-percent:0;mso-width-relative:page;mso-height-relative:page" from="-.15pt,19.7pt" to="466pt,19.7pt" o:gfxdata="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" strokecolor="#4472c4" strokeweight=".18mm">
                 <v:stroke joinstyle="miter"/>
@@ -7455,7 +7385,7 @@
         </w:rPr>
         <w:t xml:space="preserve">, </w:t>
       </w:r>
-      <w:hyperlink r:id="rId22" w:history="1">
+      <w:hyperlink r:id="rId21" w:history="1">
         <w:r>
           <w:rPr>
             <w:rStyle w:val="Hyperlink"/>
@@ -7521,7 +7451,7 @@
         </w:rPr>
         <w:t xml:space="preserve">Team Lead, </w:t>
       </w:r>
-      <w:hyperlink r:id="rId23" w:history="1">
+      <w:hyperlink r:id="rId22" w:history="1">
         <w:proofErr w:type="spellStart"/>
         <w:r>
           <w:rPr>
@@ -7630,7 +7560,17 @@
           <w:sz w:val="20"/>
           <w:szCs w:val="20"/>
         </w:rPr>
-        <w:t xml:space="preserve"> African Institute for Mathematical Sciences (AIMS) and American students from Ivy League universities to improve participation of women in Sciences, Technology, Engineering, and Mathematics (STEM) and in the ultimately male-dominated science </w:t>
+        <w:t xml:space="preserve"> African Institute for Mathematical Sciences (AIMS) and American students from Ivy League universities to </w:t>
+      </w:r>
+      <w:r>
+        <w:rPr>
+          <w:bCs/>
+          <w:color w:val="auto"/>
+          <w:sz w:val="20"/>
+          <w:szCs w:val="20"/>
+        </w:rPr>
+        <w:lastRenderedPageBreak/>
+        <w:t xml:space="preserve">improve participation of women in Sciences, Technology, Engineering, and Mathematics (STEM) and in the ultimately male-dominated science </w:t>
       </w:r>
       <w:r>
         <w:rPr>
@@ -7681,68 +7621,16 @@
           <w:sz w:val="20"/>
           <w:szCs w:val="20"/>
         </w:rPr>
-        <w:t>Financial</w:t>
-      </w:r>
-      <w:bookmarkStart w:id="3" w:name="_GoBack"/>
-      <w:bookmarkEnd w:id="3"/>
-      <w:r>
-        <w:rPr>
-          <w:b/>
+        <w:t xml:space="preserve">Financial Secretary, </w:t>
+      </w:r>
+      <w:r>
+        <w:rPr>
           <w:bCs/>
           <w:color w:val="auto"/>
           <w:sz w:val="20"/>
           <w:szCs w:val="20"/>
         </w:rPr>
-        <w:t xml:space="preserve"> Secretary, </w:t>
-      </w:r>
-      <w:r>
-        <w:rPr>
-          <w:bCs/>
-          <w:color w:val="auto"/>
-          <w:sz w:val="20"/>
-          <w:szCs w:val="20"/>
-        </w:rPr>
-        <w:t xml:space="preserve">Sustainable Development Goals (SDG) Advocate, </w:t>
-      </w:r>
-      <w:proofErr w:type="spellStart"/>
-      <w:r>
-        <w:rPr>
-          <w:bCs/>
-          <w:color w:val="auto"/>
-          <w:sz w:val="20"/>
-          <w:szCs w:val="20"/>
-        </w:rPr>
-        <w:t>Bosso</w:t>
-      </w:r>
-      <w:proofErr w:type="spellEnd"/>
-      <w:r>
-        <w:rPr>
-          <w:bCs/>
-          <w:color w:val="auto"/>
-          <w:sz w:val="20"/>
-          <w:szCs w:val="20"/>
-        </w:rPr>
-        <w:t xml:space="preserve"> Chapter, </w:t>
-      </w:r>
-      <w:proofErr w:type="spellStart"/>
-      <w:r>
-        <w:rPr>
-          <w:bCs/>
-          <w:color w:val="auto"/>
-          <w:sz w:val="20"/>
-          <w:szCs w:val="20"/>
-        </w:rPr>
-        <w:t>Minna</w:t>
-      </w:r>
-      <w:proofErr w:type="spellEnd"/>
-      <w:r>
-        <w:rPr>
-          <w:bCs/>
-          <w:color w:val="auto"/>
-          <w:sz w:val="20"/>
-          <w:szCs w:val="20"/>
-        </w:rPr>
-        <w:t xml:space="preserve">, Niger state. Nigeria </w:t>
+        <w:t xml:space="preserve">Sustainable Development Goals (SDG) Advocate, Bosso Chapter, Minna, Niger state. Nigeria </w:t>
       </w:r>
     </w:p>
     <w:p>
@@ -7765,7 +7653,6 @@
           <w:sz w:val="20"/>
           <w:szCs w:val="20"/>
         </w:rPr>
-        <w:lastRenderedPageBreak/>
         <w:t>2014 – 2015</w:t>
       </w:r>
       <w:r>
@@ -7876,7 +7763,7 @@
               </wp:anchor>
             </w:drawing>
           </mc:Choice>
-          <mc:Fallback xmlns:w16sdtdh="http://schemas.microsoft.com/office/word/2020/wordml/sdtdatahash" xmlns:w16du="http://schemas.microsoft.com/office/word/2023/wordml/word16du" xmlns:w16="http://schemas.microsoft.com/office/word/2018/wordml" xmlns:w16cid="http://schemas.microsoft.com/office/word/2016/wordml/cid" xmlns:w16cex="http://schemas.microsoft.com/office/word/2018/wordml/cex" xmlns:oel="http://schemas.microsoft.com/office/2019/extlst" xmlns:am3d="http://schemas.microsoft.com/office/drawing/2017/model3d" xmlns:aink="http://schemas.microsoft.com/office/drawing/2016/ink" xmlns:cx8="http://schemas.microsoft.com/office/drawing/2016/5/14/chartex" xmlns:cx7="http://schemas.microsoft.com/office/drawing/2016/5/13/chartex" xmlns:cx6="http://schemas.microsoft.com/office/drawing/2016/5/12/chartex" xmlns:cx5="http://schemas.microsoft.com/office/drawing/2016/5/11/chartex" xmlns:cx4="http://schemas.microsoft.com/office/drawing/2016/5/10/chartex" xmlns:cx3="http://schemas.microsoft.com/office/drawing/2016/5/9/chartex" xmlns:cx2="http://schemas.microsoft.com/office/drawing/2015/10/21/chartex" xmlns:cx1="http://schemas.microsoft.com/office/drawing/2015/9/8/chartex">
+          <mc:Fallback>
             <w:pict>
               <v:line w14:anchorId="59F83014" id="Line 9" o:spid="_x0000_s1026" style="position:absolute;z-index:251663360;visibility:visible;mso-wrap-style:square;mso-width-percent:0;mso-height-percent:0;mso-wrap-distance-left:9pt;mso-wrap-distance-top:0;mso-wrap-distance-right:9pt;mso-wrap-distance-bottom:0;mso-position-horizontal:absolute;mso-position-horizontal-relative:margin;mso-position-vertical:absolute;mso-position-vertical-relative:text;mso-width-percent:0;mso-height-percent:0;mso-width-relative:page;mso-height-relative:page" from="1.85pt,29.9pt" to="468pt,29.9pt" o:gfxdata="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" strokecolor="#4472c4" strokeweight=".18mm">
                 <v:stroke joinstyle="miter"/>
@@ -8445,7 +8332,7 @@
           <w:sz w:val="20"/>
           <w:szCs w:val="20"/>
         </w:rPr>
-        <w:t xml:space="preserve"> in partnership with Meta and the Bill &amp; Melinda Gates Foundation. Collaborated with Testimony </w:t>
+        <w:t xml:space="preserve"> in partnership with Meta and the Bill &amp; Melinda Gates Foundation. Collaborated with Testimony Adeyemi, Fareedah Okunade, Naheem Okunade, and Temitope </w:t>
       </w:r>
       <w:proofErr w:type="spellStart"/>
       <w:r>
@@ -8455,7 +8342,7 @@
           <w:sz w:val="20"/>
           <w:szCs w:val="20"/>
         </w:rPr>
-        <w:t>Adeyemi</w:t>
+        <w:t>Shokunle</w:t>
       </w:r>
       <w:proofErr w:type="spellEnd"/>
       <w:r>
@@ -8465,147 +8352,7 @@
           <w:sz w:val="20"/>
           <w:szCs w:val="20"/>
         </w:rPr>
-        <w:t xml:space="preserve">, </w:t>
-      </w:r>
-      <w:proofErr w:type="spellStart"/>
-      <w:r>
-        <w:rPr>
-          <w:rFonts w:ascii="Arial" w:hAnsi="Arial" w:cs="Arial"/>
-          <w:color w:val="auto"/>
-          <w:sz w:val="20"/>
-          <w:szCs w:val="20"/>
-        </w:rPr>
-        <w:t>Fareedah</w:t>
-      </w:r>
-      <w:proofErr w:type="spellEnd"/>
-      <w:r>
-        <w:rPr>
-          <w:rFonts w:ascii="Arial" w:hAnsi="Arial" w:cs="Arial"/>
-          <w:color w:val="auto"/>
-          <w:sz w:val="20"/>
-          <w:szCs w:val="20"/>
-        </w:rPr>
-        <w:t xml:space="preserve"> </w:t>
-      </w:r>
-      <w:proofErr w:type="spellStart"/>
-      <w:r>
-        <w:rPr>
-          <w:rFonts w:ascii="Arial" w:hAnsi="Arial" w:cs="Arial"/>
-          <w:color w:val="auto"/>
-          <w:sz w:val="20"/>
-          <w:szCs w:val="20"/>
-        </w:rPr>
-        <w:t>Okunade</w:t>
-      </w:r>
-      <w:proofErr w:type="spellEnd"/>
-      <w:r>
-        <w:rPr>
-          <w:rFonts w:ascii="Arial" w:hAnsi="Arial" w:cs="Arial"/>
-          <w:color w:val="auto"/>
-          <w:sz w:val="20"/>
-          <w:szCs w:val="20"/>
-        </w:rPr>
-        <w:t xml:space="preserve">, </w:t>
-      </w:r>
-      <w:proofErr w:type="spellStart"/>
-      <w:r>
-        <w:rPr>
-          <w:rFonts w:ascii="Arial" w:hAnsi="Arial" w:cs="Arial"/>
-          <w:color w:val="auto"/>
-          <w:sz w:val="20"/>
-          <w:szCs w:val="20"/>
-        </w:rPr>
-        <w:t>Naheem</w:t>
-      </w:r>
-      <w:proofErr w:type="spellEnd"/>
-      <w:r>
-        <w:rPr>
-          <w:rFonts w:ascii="Arial" w:hAnsi="Arial" w:cs="Arial"/>
-          <w:color w:val="auto"/>
-          <w:sz w:val="20"/>
-          <w:szCs w:val="20"/>
-        </w:rPr>
-        <w:t xml:space="preserve"> </w:t>
-      </w:r>
-      <w:proofErr w:type="spellStart"/>
-      <w:r>
-        <w:rPr>
-          <w:rFonts w:ascii="Arial" w:hAnsi="Arial" w:cs="Arial"/>
-          <w:color w:val="auto"/>
-          <w:sz w:val="20"/>
-          <w:szCs w:val="20"/>
-        </w:rPr>
-        <w:t>Okunade</w:t>
-      </w:r>
-      <w:proofErr w:type="spellEnd"/>
-      <w:r>
-        <w:rPr>
-          <w:rFonts w:ascii="Arial" w:hAnsi="Arial" w:cs="Arial"/>
-          <w:color w:val="auto"/>
-          <w:sz w:val="20"/>
-          <w:szCs w:val="20"/>
-        </w:rPr>
-        <w:t xml:space="preserve">, and </w:t>
-      </w:r>
-      <w:proofErr w:type="spellStart"/>
-      <w:r>
-        <w:rPr>
-          <w:rFonts w:ascii="Arial" w:hAnsi="Arial" w:cs="Arial"/>
-          <w:color w:val="auto"/>
-          <w:sz w:val="20"/>
-          <w:szCs w:val="20"/>
-        </w:rPr>
-        <w:t>Temitope</w:t>
-      </w:r>
-      <w:proofErr w:type="spellEnd"/>
-      <w:r>
-        <w:rPr>
-          <w:rFonts w:ascii="Arial" w:hAnsi="Arial" w:cs="Arial"/>
-          <w:color w:val="auto"/>
-          <w:sz w:val="20"/>
-          <w:szCs w:val="20"/>
-        </w:rPr>
-        <w:t xml:space="preserve"> </w:t>
-      </w:r>
-      <w:proofErr w:type="spellStart"/>
-      <w:r>
-        <w:rPr>
-          <w:rFonts w:ascii="Arial" w:hAnsi="Arial" w:cs="Arial"/>
-          <w:color w:val="auto"/>
-          <w:sz w:val="20"/>
-          <w:szCs w:val="20"/>
-        </w:rPr>
-        <w:t>Shokunle</w:t>
-      </w:r>
-      <w:proofErr w:type="spellEnd"/>
-      <w:r>
-        <w:rPr>
-          <w:rFonts w:ascii="Arial" w:hAnsi="Arial" w:cs="Arial"/>
-          <w:color w:val="auto"/>
-          <w:sz w:val="20"/>
-          <w:szCs w:val="20"/>
-        </w:rPr>
-        <w:t xml:space="preserve"> to develop Prometheus 1.0, a WhatsApp </w:t>
-      </w:r>
-      <w:proofErr w:type="spellStart"/>
-      <w:r>
-        <w:rPr>
-          <w:rFonts w:ascii="Arial" w:hAnsi="Arial" w:cs="Arial"/>
-          <w:color w:val="auto"/>
-          <w:sz w:val="20"/>
-          <w:szCs w:val="20"/>
-        </w:rPr>
-        <w:t>chatbot</w:t>
-      </w:r>
-      <w:proofErr w:type="spellEnd"/>
-      <w:r>
-        <w:rPr>
-          <w:rFonts w:ascii="Arial" w:hAnsi="Arial" w:cs="Arial"/>
-          <w:color w:val="auto"/>
-          <w:sz w:val="20"/>
-          <w:szCs w:val="20"/>
-        </w:rPr>
-        <w:t xml:space="preserve"> enabling small business owners—especially women—to build and launch websites in under 40 seconds, aiming to bridge the 37% gender digital divide.</w:t>
+        <w:t xml:space="preserve"> to develop Prometheus 1.0, a WhatsApp chatbot enabling small business owners—especially women—to build and launch websites in under 40 seconds, aiming to bridge the 37% gender digital divide.</w:t>
       </w:r>
     </w:p>
     <w:p>
@@ -8637,27 +8384,7 @@
           <w:szCs w:val="20"/>
         </w:rPr>
         <w:tab/>
-        <w:t xml:space="preserve">Participated as a Trust CAN Fellow in the Festival de </w:t>
-      </w:r>
-      <w:proofErr w:type="spellStart"/>
-      <w:r>
-        <w:rPr>
-          <w:rFonts w:ascii="Arial" w:hAnsi="Arial" w:cs="Arial"/>
-          <w:color w:val="auto"/>
-          <w:sz w:val="20"/>
-          <w:szCs w:val="20"/>
-        </w:rPr>
-        <w:t>Datos</w:t>
-      </w:r>
-      <w:proofErr w:type="spellEnd"/>
-      <w:r>
-        <w:rPr>
-          <w:rFonts w:ascii="Arial" w:hAnsi="Arial" w:cs="Arial"/>
-          <w:color w:val="auto"/>
-          <w:sz w:val="20"/>
-          <w:szCs w:val="20"/>
-        </w:rPr>
-        <w:t>, sponsored by the United Nations, held in Punta del Este, Uruguay, from November 7 to 9, 2023</w:t>
+        <w:t>Participated as a Trust CAN Fellow in the Festival de Datos, sponsored by the United Nations, held in Punta del Este, Uruguay, from November 7 to 9, 2023</w:t>
       </w:r>
     </w:p>
     <w:p>
@@ -8823,29 +8550,7 @@
           <w:sz w:val="20"/>
           <w:szCs w:val="20"/>
         </w:rPr>
-        <w:t xml:space="preserve"> </w:t>
-      </w:r>
-      <w:proofErr w:type="spellStart"/>
-      <w:r>
-        <w:rPr>
-          <w:rFonts w:ascii="Arial" w:eastAsia="Times New Roman" w:hAnsi="Arial" w:cs="Arial"/>
-          <w:color w:val="auto"/>
-          <w:spacing w:val="-1"/>
-          <w:sz w:val="20"/>
-          <w:szCs w:val="20"/>
-        </w:rPr>
-        <w:t>Bootcamp</w:t>
-      </w:r>
-      <w:proofErr w:type="spellEnd"/>
-      <w:r>
-        <w:rPr>
-          <w:rFonts w:ascii="Arial" w:eastAsia="Times New Roman" w:hAnsi="Arial" w:cs="Arial"/>
-          <w:color w:val="auto"/>
-          <w:spacing w:val="-1"/>
-          <w:sz w:val="20"/>
-          <w:szCs w:val="20"/>
-        </w:rPr>
-        <w:t xml:space="preserve">. </w:t>
+        <w:t xml:space="preserve"> Bootcamp. </w:t>
       </w:r>
       <w:r>
         <w:rPr>
@@ -8978,6 +8683,7 @@
           <w:sz w:val="20"/>
           <w:szCs w:val="20"/>
         </w:rPr>
+        <w:lastRenderedPageBreak/>
         <w:t>Dec. 2020</w:t>
       </w:r>
       <w:r>
@@ -9063,31 +8769,9 @@
           <w:sz w:val="20"/>
           <w:szCs w:val="20"/>
         </w:rPr>
-        <w:t xml:space="preserve"> </w:t>
-      </w:r>
-      <w:proofErr w:type="spellStart"/>
-      <w:r>
-        <w:rPr>
-          <w:rFonts w:ascii="Arial" w:eastAsia="Times New Roman" w:hAnsi="Arial" w:cs="Arial"/>
-          <w:color w:val="auto"/>
-          <w:spacing w:val="-1"/>
-          <w:sz w:val="20"/>
-          <w:szCs w:val="20"/>
-        </w:rPr>
-        <w:t>Bootcamp</w:t>
-      </w:r>
-      <w:proofErr w:type="spellEnd"/>
-      <w:r>
-        <w:rPr>
-          <w:rFonts w:ascii="Arial" w:eastAsia="Times New Roman" w:hAnsi="Arial" w:cs="Arial"/>
-          <w:color w:val="auto"/>
-          <w:spacing w:val="-1"/>
-          <w:sz w:val="20"/>
-          <w:szCs w:val="20"/>
-        </w:rPr>
-        <w:t xml:space="preserve">. </w:t>
-      </w:r>
-      <w:hyperlink r:id="rId24" w:history="1">
+        <w:t xml:space="preserve"> Bootcamp. </w:t>
+      </w:r>
+      <w:hyperlink r:id="rId23" w:history="1">
         <w:r>
           <w:rPr>
             <w:rStyle w:val="Hyperlink"/>
@@ -9096,8 +8780,33 @@
             <w:spacing w:val="-1"/>
             <w:sz w:val="20"/>
             <w:szCs w:val="20"/>
+            <w:u w:val="dotted"/>
           </w:rPr>
-          <w:t>https://rpubs.com/gbganalyst/tidyverse-sample-exam</w:t>
+          <w:t>https://rpubs.com/g</w:t>
+        </w:r>
+        <w:r>
+          <w:rPr>
+            <w:rStyle w:val="Hyperlink"/>
+            <w:rFonts w:ascii="Arial" w:eastAsia="Times New Roman" w:hAnsi="Arial" w:cs="Arial"/>
+            <w:color w:val="auto"/>
+            <w:spacing w:val="-1"/>
+            <w:sz w:val="20"/>
+            <w:szCs w:val="20"/>
+            <w:u w:val="dotted"/>
+          </w:rPr>
+          <w:t>b</w:t>
+        </w:r>
+        <w:r>
+          <w:rPr>
+            <w:rStyle w:val="Hyperlink"/>
+            <w:rFonts w:ascii="Arial" w:eastAsia="Times New Roman" w:hAnsi="Arial" w:cs="Arial"/>
+            <w:color w:val="auto"/>
+            <w:spacing w:val="-1"/>
+            <w:sz w:val="20"/>
+            <w:szCs w:val="20"/>
+            <w:u w:val="dotted"/>
+          </w:rPr>
+          <w:t>ganalyst/tidyverse-sample-exam</w:t>
         </w:r>
       </w:hyperlink>
       <w:r>
@@ -9165,7 +8874,7 @@
         </w:rPr>
         <w:t xml:space="preserve">Accepted as a guest speaker at the </w:t>
       </w:r>
-      <w:hyperlink r:id="rId25" w:tgtFrame="_blank" w:history="1">
+      <w:hyperlink r:id="rId24" w:tgtFrame="_blank" w:history="1">
         <w:r>
           <w:rPr>
             <w:rStyle w:val="Hyperlink"/>
@@ -9173,6 +8882,7 @@
             <w:color w:val="auto"/>
             <w:sz w:val="20"/>
             <w:szCs w:val="20"/>
+            <w:u w:val="dotted"/>
           </w:rPr>
           <w:t>Next Einstein Forum</w:t>
         </w:r>
@@ -9252,29 +8962,7 @@
           <w:sz w:val="20"/>
           <w:szCs w:val="20"/>
         </w:rPr>
-        <w:t xml:space="preserve">KIST 2 Building, </w:t>
-      </w:r>
-      <w:proofErr w:type="spellStart"/>
-      <w:r>
-        <w:rPr>
-          <w:rFonts w:ascii="Arial" w:eastAsia="Times New Roman" w:hAnsi="Arial" w:cs="Arial"/>
-          <w:iCs/>
-          <w:color w:val="auto"/>
-          <w:sz w:val="20"/>
-          <w:szCs w:val="20"/>
-        </w:rPr>
-        <w:t>Nyarugenge</w:t>
-      </w:r>
-      <w:proofErr w:type="spellEnd"/>
-      <w:r>
-        <w:rPr>
-          <w:rFonts w:ascii="Arial" w:eastAsia="Times New Roman" w:hAnsi="Arial" w:cs="Arial"/>
-          <w:iCs/>
-          <w:color w:val="auto"/>
-          <w:sz w:val="20"/>
-          <w:szCs w:val="20"/>
-        </w:rPr>
-        <w:t xml:space="preserve"> Campus, University of Rwanda, Kigali, Rwanda. October 22 - November 2, 2018.</w:t>
+        <w:t>KIST 2 Building, Nyarugenge Campus, University of Rwanda, Kigali, Rwanda. October 22 - November 2, 2018.</w:t>
       </w:r>
     </w:p>
     <w:p>
@@ -9422,7 +9110,7 @@
         <w:tab/>
         <w:t xml:space="preserve">UNLEASH Global Innovation Lab 2018, NUS, Singapore. </w:t>
       </w:r>
-      <w:hyperlink r:id="rId26" w:history="1">
+      <w:hyperlink r:id="rId25" w:history="1">
         <w:r>
           <w:rPr>
             <w:rFonts w:ascii="Arial" w:eastAsia="Times New Roman" w:hAnsi="Arial" w:cs="Arial"/>
@@ -9574,7 +9262,7 @@
               </wp:anchor>
             </w:drawing>
           </mc:Choice>
-          <mc:Fallback xmlns:w16sdtdh="http://schemas.microsoft.com/office/word/2020/wordml/sdtdatahash" xmlns:w16du="http://schemas.microsoft.com/office/word/2023/wordml/word16du" xmlns:w16="http://schemas.microsoft.com/office/word/2018/wordml" xmlns:w16cid="http://schemas.microsoft.com/office/word/2016/wordml/cid" xmlns:w16cex="http://schemas.microsoft.com/office/word/2018/wordml/cex" xmlns:oel="http://schemas.microsoft.com/office/2019/extlst" xmlns:am3d="http://schemas.microsoft.com/office/drawing/2017/model3d" xmlns:aink="http://schemas.microsoft.com/office/drawing/2016/ink" xmlns:cx8="http://schemas.microsoft.com/office/drawing/2016/5/14/chartex" xmlns:cx7="http://schemas.microsoft.com/office/drawing/2016/5/13/chartex" xmlns:cx6="http://schemas.microsoft.com/office/drawing/2016/5/12/chartex" xmlns:cx5="http://schemas.microsoft.com/office/drawing/2016/5/11/chartex" xmlns:cx4="http://schemas.microsoft.com/office/drawing/2016/5/10/chartex" xmlns:cx3="http://schemas.microsoft.com/office/drawing/2016/5/9/chartex" xmlns:cx2="http://schemas.microsoft.com/office/drawing/2015/10/21/chartex" xmlns:cx1="http://schemas.microsoft.com/office/drawing/2015/9/8/chartex">
+          <mc:Fallback>
             <w:pict>
               <v:line w14:anchorId="5CC10F6D" id="Line 9" o:spid="_x0000_s1026" style="position:absolute;z-index:251710464;visibility:visible;mso-wrap-style:square;mso-width-percent:0;mso-height-percent:0;mso-wrap-distance-left:9pt;mso-wrap-distance-top:0;mso-wrap-distance-right:9pt;mso-wrap-distance-bottom:0;mso-position-horizontal:right;mso-position-horizontal-relative:margin;mso-position-vertical:absolute;mso-position-vertical-relative:text;mso-width-percent:0;mso-height-percent:0;mso-width-relative:page;mso-height-relative:page" from="414.95pt,17.9pt" to="881.1pt,17.9pt" o:gfxdata="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" strokecolor="#4472c4" strokeweight=".18mm">
                 <v:stroke joinstyle="miter"/>
@@ -9608,8 +9296,9 @@
       <w:proofErr w:type="spellStart"/>
       <w:r>
         <w:rPr>
-          <w:rStyle w:val="Strong"/>
-          <w:rFonts w:ascii="Arial" w:eastAsia="Droid Sans Fallback" w:hAnsi="Arial" w:cs="Arial"/>
+          <w:rFonts w:ascii="Arial" w:hAnsi="Arial" w:cs="Arial"/>
+          <w:b/>
+          <w:bCs/>
           <w:sz w:val="20"/>
           <w:szCs w:val="20"/>
         </w:rPr>
@@ -9618,103 +9307,59 @@
       <w:proofErr w:type="spellEnd"/>
       <w:r>
         <w:rPr>
-          <w:rStyle w:val="Strong"/>
-          <w:rFonts w:ascii="Arial" w:eastAsia="Droid Sans Fallback" w:hAnsi="Arial" w:cs="Arial"/>
-          <w:sz w:val="20"/>
-          <w:szCs w:val="20"/>
-        </w:rPr>
-        <w:t xml:space="preserve"> package:</w:t>
-      </w:r>
-      <w:r>
-        <w:rPr>
-          <w:rStyle w:val="Strong"/>
-          <w:rFonts w:ascii="Arial" w:eastAsia="Droid Sans Fallback" w:hAnsi="Arial" w:cs="Arial"/>
+          <w:rFonts w:ascii="Arial" w:hAnsi="Arial" w:cs="Arial"/>
+          <w:sz w:val="20"/>
+          <w:szCs w:val="20"/>
+        </w:rPr>
+        <w:t xml:space="preserve"> is an open-source R package designed to simplify the bulk import of data from multiple files and sources into a single reproducible workflow. Rather than reading spreadsheets, CSV files, Google Sheets, or labelled survey files one at a time, the package allows users to import them efficiently through a unified, beginner-friendly interface. Built to work naturally within </w:t>
+      </w:r>
+      <w:proofErr w:type="spellStart"/>
+      <w:r>
+        <w:rPr>
+          <w:rFonts w:ascii="Arial" w:hAnsi="Arial" w:cs="Arial"/>
+          <w:sz w:val="20"/>
+          <w:szCs w:val="20"/>
+        </w:rPr>
+        <w:t>tidyverse</w:t>
+      </w:r>
+      <w:proofErr w:type="spellEnd"/>
+      <w:r>
+        <w:rPr>
+          <w:rFonts w:ascii="Arial" w:hAnsi="Arial" w:cs="Arial"/>
+          <w:sz w:val="20"/>
+          <w:szCs w:val="20"/>
+        </w:rPr>
+        <w:t xml:space="preserve"> workflows, </w:t>
+      </w:r>
+      <w:proofErr w:type="spellStart"/>
+      <w:r>
+        <w:rPr>
+          <w:rFonts w:ascii="Arial" w:hAnsi="Arial" w:cs="Arial"/>
+          <w:b/>
+          <w:bCs/>
+          <w:sz w:val="20"/>
+          <w:szCs w:val="20"/>
+        </w:rPr>
+        <w:t>bulkreadr</w:t>
+      </w:r>
+      <w:proofErr w:type="spellEnd"/>
+      <w:r>
+        <w:rPr>
+          <w:rFonts w:ascii="Arial" w:hAnsi="Arial" w:cs="Arial"/>
+          <w:sz w:val="20"/>
+          <w:szCs w:val="20"/>
+        </w:rPr>
+        <w:t xml:space="preserve"> can read all sheets in a workbook, load entire folders of delimited files, preserve variable labels from SPSS and Stata, and generate useful outputs such as data dictionaries and missing-data summaries. Its main purpose is to reduce the time, repetition, and errors involved in manual data loading, while making research workflows faster, more transparent, and easier to reproduce.</w:t>
+      </w:r>
+      <w:r>
+        <w:rPr>
+          <w:rFonts w:ascii="Arial" w:hAnsi="Arial" w:cs="Arial"/>
           <w:sz w:val="20"/>
           <w:szCs w:val="20"/>
         </w:rPr>
         <w:t xml:space="preserve"> </w:t>
       </w:r>
-      <w:proofErr w:type="spellStart"/>
-      <w:r>
-        <w:rPr>
-          <w:rFonts w:ascii="Arial" w:hAnsi="Arial" w:cs="Arial"/>
-          <w:bCs/>
-          <w:sz w:val="20"/>
-          <w:szCs w:val="20"/>
-        </w:rPr>
-        <w:t>bulkreadr</w:t>
-      </w:r>
-      <w:proofErr w:type="spellEnd"/>
-      <w:r>
-        <w:rPr>
-          <w:rFonts w:ascii="Arial" w:hAnsi="Arial" w:cs="Arial"/>
-          <w:sz w:val="20"/>
-          <w:szCs w:val="20"/>
-        </w:rPr>
-        <w:t xml:space="preserve"> is a user-friendly R package that simplifies importing and processing large datasets. It efficiently reads multiple sheets from Excel or Google Sheets and </w:t>
-      </w:r>
-      <w:r>
-        <w:rPr>
-          <w:rFonts w:ascii="Arial" w:hAnsi="Arial" w:cs="Arial"/>
-          <w:sz w:val="20"/>
-          <w:szCs w:val="20"/>
-        </w:rPr>
-        <w:t>processes</w:t>
-      </w:r>
-      <w:r>
-        <w:rPr>
-          <w:rFonts w:ascii="Arial" w:hAnsi="Arial" w:cs="Arial"/>
-          <w:sz w:val="20"/>
-          <w:szCs w:val="20"/>
-        </w:rPr>
-        <w:t xml:space="preserve"> CSV files from a directory. Additionally, it seamlessly imports labelled data from SPSS and Stata, automatically converting coded values to labels, reducing manual effort. </w:t>
-      </w:r>
-      <w:r>
-        <w:rPr>
-          <w:rFonts w:ascii="Arial" w:hAnsi="Arial" w:cs="Arial"/>
-          <w:bCs/>
-          <w:sz w:val="20"/>
-          <w:szCs w:val="20"/>
-        </w:rPr>
-        <w:t xml:space="preserve">This makes </w:t>
-      </w:r>
-      <w:proofErr w:type="spellStart"/>
-      <w:r>
-        <w:rPr>
-          <w:rFonts w:ascii="Arial" w:hAnsi="Arial" w:cs="Arial"/>
-          <w:bCs/>
-          <w:sz w:val="20"/>
-          <w:szCs w:val="20"/>
-        </w:rPr>
-        <w:t>bulkreadr</w:t>
-      </w:r>
-      <w:proofErr w:type="spellEnd"/>
-      <w:r>
-        <w:rPr>
-          <w:rFonts w:ascii="Arial" w:hAnsi="Arial" w:cs="Arial"/>
-          <w:bCs/>
-          <w:sz w:val="20"/>
-          <w:szCs w:val="20"/>
-        </w:rPr>
-        <w:t xml:space="preserve"> </w:t>
-      </w:r>
-      <w:r>
-        <w:rPr>
-          <w:rFonts w:ascii="Arial" w:hAnsi="Arial" w:cs="Arial"/>
-          <w:sz w:val="20"/>
-          <w:szCs w:val="20"/>
-        </w:rPr>
-        <w:t>an essential tool for data analysts and researchers aiming to save time and optimize workflows.</w:t>
-      </w:r>
-      <w:r>
-        <w:rPr>
-          <w:rFonts w:ascii="Arial" w:hAnsi="Arial" w:cs="Arial"/>
-          <w:sz w:val="20"/>
-          <w:szCs w:val="20"/>
-        </w:rPr>
-        <w:t xml:space="preserve">  </w:t>
-      </w:r>
-      <w:hyperlink r:id="rId27" w:history="1">
+      <w:hyperlink r:id="rId26" w:history="1">
         <w:r>
           <w:rPr>
             <w:rStyle w:val="Hyperlink"/>
@@ -9731,13 +9376,7 @@
         <w:rPr>
           <w:rFonts w:ascii="Arial" w:hAnsi="Arial" w:cs="Arial"/>
         </w:rPr>
-        <w:t xml:space="preserve"> </w:t>
-      </w:r>
-      <w:r>
-        <w:rPr>
-          <w:rFonts w:ascii="Arial" w:hAnsi="Arial" w:cs="Arial"/>
-        </w:rPr>
-        <w:t xml:space="preserve"> </w:t>
+        <w:t xml:space="preserve">  </w:t>
       </w:r>
       <w:r>
         <w:rPr>
@@ -9763,7 +9402,7 @@
           <w:sz w:val="20"/>
           <w:szCs w:val="20"/>
         </w:rPr>
-        <w:t>3864</w:t>
+        <w:t>9412</w:t>
       </w:r>
     </w:p>
     <w:p>
@@ -9771,51 +9410,39 @@
         <w:pStyle w:val="cdt4ke"/>
         <w:spacing w:before="240" w:beforeAutospacing="0" w:after="0" w:afterAutospacing="0" w:line="360" w:lineRule="auto"/>
         <w:ind w:left="720" w:hanging="720"/>
-        <w:rPr>
-          <w:rFonts w:ascii="Arial" w:hAnsi="Arial" w:cs="Arial"/>
-          <w:sz w:val="20"/>
-          <w:szCs w:val="20"/>
-        </w:rPr>
-      </w:pPr>
-      <w:r>
-        <w:rPr>
-          <w:rStyle w:val="Strong"/>
-          <w:rFonts w:ascii="Arial" w:eastAsia="Droid Sans Fallback" w:hAnsi="Arial" w:cs="Arial"/>
-          <w:sz w:val="20"/>
-          <w:szCs w:val="20"/>
-        </w:rPr>
-        <w:t xml:space="preserve">forstringr package: </w:t>
-      </w:r>
-      <w:r>
-        <w:rPr>
-          <w:rFonts w:ascii="Arial" w:hAnsi="Arial" w:cs="Arial"/>
-          <w:sz w:val="20"/>
-          <w:szCs w:val="20"/>
-        </w:rPr>
-        <w:t xml:space="preserve">Forstringr enables complex string manipulation in R especially to those more familiar with </w:t>
-      </w:r>
-      <w:proofErr w:type="gramStart"/>
-      <w:r>
-        <w:rPr>
-          <w:rFonts w:ascii="Arial" w:hAnsi="Arial" w:cs="Arial"/>
-          <w:sz w:val="20"/>
-          <w:szCs w:val="20"/>
-        </w:rPr>
-        <w:t>LEFT(</w:t>
-      </w:r>
-      <w:proofErr w:type="gramEnd"/>
-      <w:r>
-        <w:rPr>
-          <w:rFonts w:ascii="Arial" w:hAnsi="Arial" w:cs="Arial"/>
-          <w:sz w:val="20"/>
-          <w:szCs w:val="20"/>
-        </w:rPr>
-        <w:t xml:space="preserve">), RIGHT(), and MID() functions in Microsoft Excel. The package combines the power of </w:t>
-      </w:r>
+        <w:jc w:val="both"/>
+        <w:rPr>
+          <w:rFonts w:ascii="Arial" w:hAnsi="Arial" w:cs="Arial"/>
+          <w:sz w:val="20"/>
+          <w:szCs w:val="20"/>
+        </w:rPr>
+      </w:pPr>
       <w:proofErr w:type="spellStart"/>
       <w:r>
         <w:rPr>
           <w:rFonts w:ascii="Arial" w:hAnsi="Arial" w:cs="Arial"/>
+          <w:b/>
+          <w:bCs/>
+          <w:sz w:val="20"/>
+          <w:szCs w:val="20"/>
+        </w:rPr>
+        <w:t>forstringr</w:t>
+      </w:r>
+      <w:proofErr w:type="spellEnd"/>
+      <w:r>
+        <w:rPr>
+          <w:rFonts w:ascii="Arial" w:hAnsi="Arial" w:cs="Arial"/>
+          <w:sz w:val="20"/>
+          <w:szCs w:val="20"/>
+        </w:rPr>
+        <w:t xml:space="preserve"> is an open-source R package designed to simplify string manipulation tasks, especially for beginners. Built on top of the popular </w:t>
+      </w:r>
+      <w:proofErr w:type="spellStart"/>
+      <w:r>
+        <w:rPr>
+          <w:rFonts w:ascii="Arial" w:hAnsi="Arial" w:cs="Arial"/>
+          <w:b/>
+          <w:bCs/>
           <w:sz w:val="20"/>
           <w:szCs w:val="20"/>
         </w:rPr>
@@ -9828,12 +9455,74 @@
           <w:sz w:val="20"/>
           <w:szCs w:val="20"/>
         </w:rPr>
-        <w:t xml:space="preserve"> with other manipulation packages such as dplyr and </w:t>
+        <w:t xml:space="preserve"> package, </w:t>
       </w:r>
       <w:proofErr w:type="spellStart"/>
       <w:r>
         <w:rPr>
           <w:rFonts w:ascii="Arial" w:hAnsi="Arial" w:cs="Arial"/>
+          <w:b/>
+          <w:bCs/>
+          <w:sz w:val="20"/>
+          <w:szCs w:val="20"/>
+        </w:rPr>
+        <w:t>forstringr</w:t>
+      </w:r>
+      <w:proofErr w:type="spellEnd"/>
+      <w:r>
+        <w:rPr>
+          <w:rFonts w:ascii="Arial" w:hAnsi="Arial" w:cs="Arial"/>
+          <w:sz w:val="20"/>
+          <w:szCs w:val="20"/>
+        </w:rPr>
+        <w:t xml:space="preserve"> provides an intuitive, consistent interface for common text processing tasks, such as pattern matching, string extraction, recoding values, and splitting strings. It is designed to integrate seamlessly with other </w:t>
+      </w:r>
+      <w:proofErr w:type="spellStart"/>
+      <w:r>
+        <w:rPr>
+          <w:rFonts w:ascii="Arial" w:hAnsi="Arial" w:cs="Arial"/>
+          <w:b/>
+          <w:bCs/>
+          <w:sz w:val="20"/>
+          <w:szCs w:val="20"/>
+        </w:rPr>
+        <w:t>tidyverse</w:t>
+      </w:r>
+      <w:proofErr w:type="spellEnd"/>
+      <w:r>
+        <w:rPr>
+          <w:rFonts w:ascii="Arial" w:hAnsi="Arial" w:cs="Arial"/>
+          <w:sz w:val="20"/>
+          <w:szCs w:val="20"/>
+        </w:rPr>
+        <w:t xml:space="preserve"> tools like </w:t>
+      </w:r>
+      <w:proofErr w:type="spellStart"/>
+      <w:r>
+        <w:rPr>
+          <w:rFonts w:ascii="Arial" w:hAnsi="Arial" w:cs="Arial"/>
+          <w:b/>
+          <w:bCs/>
+          <w:sz w:val="20"/>
+          <w:szCs w:val="20"/>
+        </w:rPr>
+        <w:t>dplyr</w:t>
+      </w:r>
+      <w:proofErr w:type="spellEnd"/>
+      <w:r>
+        <w:rPr>
+          <w:rFonts w:ascii="Arial" w:hAnsi="Arial" w:cs="Arial"/>
+          <w:sz w:val="20"/>
+          <w:szCs w:val="20"/>
+        </w:rPr>
+        <w:t xml:space="preserve"> and </w:t>
+      </w:r>
+      <w:proofErr w:type="spellStart"/>
+      <w:r>
+        <w:rPr>
+          <w:rFonts w:ascii="Arial" w:hAnsi="Arial" w:cs="Arial"/>
+          <w:b/>
+          <w:bCs/>
           <w:sz w:val="20"/>
           <w:szCs w:val="20"/>
         </w:rPr>
@@ -9846,9 +9535,66 @@
           <w:sz w:val="20"/>
           <w:szCs w:val="20"/>
         </w:rPr>
-        <w:t xml:space="preserve">. </w:t>
-      </w:r>
-      <w:hyperlink r:id="rId28" w:history="1">
+        <w:t xml:space="preserve">, making it ideal for users who are new to R and looking for an easy-to-use solution for handling character data. The package retains the clean syntax of </w:t>
+      </w:r>
+      <w:proofErr w:type="spellStart"/>
+      <w:r>
+        <w:rPr>
+          <w:rFonts w:ascii="Arial" w:hAnsi="Arial" w:cs="Arial"/>
+          <w:b/>
+          <w:bCs/>
+          <w:sz w:val="20"/>
+          <w:szCs w:val="20"/>
+        </w:rPr>
+        <w:t>stringr</w:t>
+      </w:r>
+      <w:proofErr w:type="spellEnd"/>
+      <w:r>
+        <w:rPr>
+          <w:rFonts w:ascii="Arial" w:hAnsi="Arial" w:cs="Arial"/>
+          <w:sz w:val="20"/>
+          <w:szCs w:val="20"/>
+        </w:rPr>
+        <w:t xml:space="preserve">, with most functions prefixed by str_, ensuring users can quickly adapt and apply it to their workflows. By streamlining string manipulation, </w:t>
+      </w:r>
+      <w:proofErr w:type="spellStart"/>
+      <w:r>
+        <w:rPr>
+          <w:rFonts w:ascii="Arial" w:hAnsi="Arial" w:cs="Arial"/>
+          <w:b/>
+          <w:bCs/>
+          <w:sz w:val="20"/>
+          <w:szCs w:val="20"/>
+        </w:rPr>
+        <w:t>forstringr</w:t>
+      </w:r>
+      <w:proofErr w:type="spellEnd"/>
+      <w:r>
+        <w:rPr>
+          <w:rFonts w:ascii="Arial" w:hAnsi="Arial" w:cs="Arial"/>
+          <w:sz w:val="20"/>
+          <w:szCs w:val="20"/>
+        </w:rPr>
+        <w:t xml:space="preserve"> supports more efficient data cleaning, enhances reproducibility, and </w:t>
+      </w:r>
+      <w:r>
+        <w:rPr>
+          <w:rFonts w:ascii="Arial" w:hAnsi="Arial" w:cs="Arial"/>
+          <w:sz w:val="20"/>
+          <w:szCs w:val="20"/>
+        </w:rPr>
+        <w:lastRenderedPageBreak/>
+        <w:t>builds confidence in users working with text data.</w:t>
+      </w:r>
+      <w:r>
+        <w:rPr>
+          <w:rFonts w:ascii="Arial" w:hAnsi="Arial" w:cs="Arial"/>
+          <w:sz w:val="20"/>
+          <w:szCs w:val="20"/>
+        </w:rPr>
+        <w:t xml:space="preserve"> </w:t>
+      </w:r>
+      <w:hyperlink r:id="rId27" w:history="1">
         <w:r>
           <w:rPr>
             <w:rStyle w:val="Hyperlink"/>
@@ -9867,15 +9613,7 @@
           <w:sz w:val="20"/>
           <w:szCs w:val="20"/>
         </w:rPr>
-        <w:t xml:space="preserve"> </w:t>
-      </w:r>
-      <w:r>
-        <w:rPr>
-          <w:rFonts w:ascii="Arial" w:hAnsi="Arial" w:cs="Arial"/>
-          <w:sz w:val="20"/>
-          <w:szCs w:val="20"/>
-        </w:rPr>
-        <w:t xml:space="preserve"> </w:t>
+        <w:t xml:space="preserve">  </w:t>
       </w:r>
       <w:r>
         <w:rPr>
@@ -9903,7 +9641,7 @@
           <w:sz w:val="20"/>
           <w:szCs w:val="20"/>
         </w:rPr>
-        <w:t>6782</w:t>
+        <w:t>18k</w:t>
       </w:r>
     </w:p>
     <w:p>
@@ -10029,7 +9767,16 @@
           <w:sz w:val="20"/>
           <w:szCs w:val="20"/>
         </w:rPr>
-        <w:t>tidy_scrap</w:t>
+        <w:t>tidy_</w:t>
+      </w:r>
+      <w:proofErr w:type="gramStart"/>
+      <w:r>
+        <w:rPr>
+          <w:rFonts w:ascii="Arial" w:eastAsia="Droid Sans Fallback" w:hAnsi="Arial" w:cs="Arial"/>
+          <w:sz w:val="20"/>
+          <w:szCs w:val="20"/>
+        </w:rPr>
+        <w:t>scrap</w:t>
       </w:r>
       <w:proofErr w:type="spellEnd"/>
       <w:r>
@@ -10038,7 +9785,16 @@
           <w:sz w:val="20"/>
           <w:szCs w:val="20"/>
         </w:rPr>
-        <w:t xml:space="preserve">(), a table with </w:t>
+        <w:t>(</w:t>
+      </w:r>
+      <w:proofErr w:type="gramEnd"/>
+      <w:r>
+        <w:rPr>
+          <w:rFonts w:ascii="Arial" w:eastAsia="Droid Sans Fallback" w:hAnsi="Arial" w:cs="Arial"/>
+          <w:sz w:val="20"/>
+          <w:szCs w:val="20"/>
+        </w:rPr>
+        <w:t xml:space="preserve">), a table with </w:t>
       </w:r>
       <w:proofErr w:type="spellStart"/>
       <w:r>
@@ -10047,7 +9803,16 @@
           <w:sz w:val="20"/>
           <w:szCs w:val="20"/>
         </w:rPr>
-        <w:t>table_scrap</w:t>
+        <w:t>table_</w:t>
+      </w:r>
+      <w:proofErr w:type="gramStart"/>
+      <w:r>
+        <w:rPr>
+          <w:rFonts w:ascii="Arial" w:eastAsia="Droid Sans Fallback" w:hAnsi="Arial" w:cs="Arial"/>
+          <w:sz w:val="20"/>
+          <w:szCs w:val="20"/>
+        </w:rPr>
+        <w:t>scrap</w:t>
       </w:r>
       <w:proofErr w:type="spellEnd"/>
       <w:r>
@@ -10056,7 +9821,16 @@
           <w:sz w:val="20"/>
           <w:szCs w:val="20"/>
         </w:rPr>
-        <w:t xml:space="preserve">(), and web links with </w:t>
+        <w:t>(</w:t>
+      </w:r>
+      <w:proofErr w:type="gramEnd"/>
+      <w:r>
+        <w:rPr>
+          <w:rFonts w:ascii="Arial" w:eastAsia="Droid Sans Fallback" w:hAnsi="Arial" w:cs="Arial"/>
+          <w:sz w:val="20"/>
+          <w:szCs w:val="20"/>
+        </w:rPr>
+        <w:t xml:space="preserve">), and web links with </w:t>
       </w:r>
       <w:proofErr w:type="spellStart"/>
       <w:r>
@@ -10065,7 +9839,16 @@
           <w:sz w:val="20"/>
           <w:szCs w:val="20"/>
         </w:rPr>
-        <w:t>weblink_scrap</w:t>
+        <w:t>weblink_</w:t>
+      </w:r>
+      <w:proofErr w:type="gramStart"/>
+      <w:r>
+        <w:rPr>
+          <w:rFonts w:ascii="Arial" w:eastAsia="Droid Sans Fallback" w:hAnsi="Arial" w:cs="Arial"/>
+          <w:sz w:val="20"/>
+          <w:szCs w:val="20"/>
+        </w:rPr>
+        <w:t>scrap</w:t>
       </w:r>
       <w:proofErr w:type="spellEnd"/>
       <w:r>
@@ -10074,7 +9857,16 @@
           <w:sz w:val="20"/>
           <w:szCs w:val="20"/>
         </w:rPr>
-        <w:t>().</w:t>
+        <w:t>(</w:t>
+      </w:r>
+      <w:proofErr w:type="gramEnd"/>
+      <w:r>
+        <w:rPr>
+          <w:rFonts w:ascii="Arial" w:eastAsia="Droid Sans Fallback" w:hAnsi="Arial" w:cs="Arial"/>
+          <w:sz w:val="20"/>
+          <w:szCs w:val="20"/>
+        </w:rPr>
+        <w:t>).</w:t>
       </w:r>
       <w:r>
         <w:rPr>
@@ -10084,7 +9876,7 @@
         </w:rPr>
         <w:t xml:space="preserve"> </w:t>
       </w:r>
-      <w:hyperlink r:id="rId29" w:tgtFrame="_blank" w:tooltip="CRAN website" w:history="1">
+      <w:hyperlink r:id="rId28" w:tgtFrame="_blank" w:tooltip="CRAN website" w:history="1">
         <w:r>
           <w:rPr>
             <w:rStyle w:val="Hyperlink"/>
@@ -10180,7 +9972,7 @@
         </w:rPr>
         <w:t>: The most extensive collection of R books.</w:t>
       </w:r>
-      <w:hyperlink r:id="rId30" w:tgtFrame="_blank" w:tooltip="Big Book of R" w:history="1">
+      <w:hyperlink r:id="rId29" w:tgtFrame="_blank" w:tooltip="Big Book of R" w:history="1">
         <w:r>
           <w:rPr>
             <w:rStyle w:val="Hyperlink"/>
@@ -10234,7 +10026,7 @@
         </w:rPr>
         <w:t xml:space="preserve">: This book offers solutions to the exercises from Hadley Wickham’s book Mastering Shiny. </w:t>
       </w:r>
-      <w:hyperlink r:id="rId31" w:history="1">
+      <w:hyperlink r:id="rId30" w:history="1">
         <w:r>
           <w:rPr>
             <w:rStyle w:val="Hyperlink"/>
@@ -10294,7 +10086,7 @@
         </w:rPr>
         <w:t xml:space="preserve">. </w:t>
       </w:r>
-      <w:hyperlink r:id="rId32" w:tgtFrame="_blank" w:tooltip="book website" w:history="1">
+      <w:hyperlink r:id="rId31" w:tgtFrame="_blank" w:tooltip="book website" w:history="1">
         <w:r>
           <w:rPr>
             <w:rStyle w:val="Hyperlink"/>
@@ -10338,7 +10130,6 @@
           <w:sz w:val="20"/>
           <w:szCs w:val="20"/>
         </w:rPr>
-        <w:lastRenderedPageBreak/>
         <w:t>COVID-19</w:t>
       </w:r>
       <w:r>
@@ -10365,27 +10156,9 @@
           <w:sz w:val="20"/>
           <w:szCs w:val="20"/>
         </w:rPr>
-        <w:t xml:space="preserve"> COVID-19, healthcare facilities, and economic related data in Nigeria, </w:t>
-      </w:r>
-      <w:proofErr w:type="spellStart"/>
-      <w:r>
-        <w:rPr>
-          <w:rFonts w:ascii="Arial" w:hAnsi="Arial" w:cs="Arial"/>
-          <w:sz w:val="20"/>
-          <w:szCs w:val="20"/>
-        </w:rPr>
-        <w:t>Mendeley</w:t>
-      </w:r>
-      <w:proofErr w:type="spellEnd"/>
-      <w:r>
-        <w:rPr>
-          <w:rFonts w:ascii="Arial" w:hAnsi="Arial" w:cs="Arial"/>
-          <w:sz w:val="20"/>
-          <w:szCs w:val="20"/>
-        </w:rPr>
-        <w:t xml:space="preserve"> Data, </w:t>
-      </w:r>
-      <w:hyperlink r:id="rId33" w:tooltip="Mendeley repository" w:history="1">
+        <w:t xml:space="preserve"> COVID-19, healthcare facilities, and economic related data in Nigeria, Mendeley Data, </w:t>
+      </w:r>
+      <w:hyperlink r:id="rId32" w:tooltip="Mendeley repository" w:history="1">
         <w:r>
           <w:rPr>
             <w:rStyle w:val="Hyperlink"/>
@@ -10426,27 +10199,9 @@
           <w:sz w:val="20"/>
           <w:szCs w:val="20"/>
         </w:rPr>
-        <w:t xml:space="preserve">: Location-based Tweets in Africa on COVID-19 Pandemic, </w:t>
-      </w:r>
-      <w:proofErr w:type="spellStart"/>
-      <w:r>
-        <w:rPr>
-          <w:rFonts w:ascii="Arial" w:hAnsi="Arial" w:cs="Arial"/>
-          <w:sz w:val="20"/>
-          <w:szCs w:val="20"/>
-        </w:rPr>
-        <w:t>Mendeley</w:t>
-      </w:r>
-      <w:proofErr w:type="spellEnd"/>
-      <w:r>
-        <w:rPr>
-          <w:rFonts w:ascii="Arial" w:hAnsi="Arial" w:cs="Arial"/>
-          <w:sz w:val="20"/>
-          <w:szCs w:val="20"/>
-        </w:rPr>
-        <w:t xml:space="preserve"> Data, </w:t>
-      </w:r>
-      <w:hyperlink r:id="rId34" w:history="1">
+        <w:t xml:space="preserve">: Location-based Tweets in Africa on COVID-19 Pandemic, Mendeley Data, </w:t>
+      </w:r>
+      <w:hyperlink r:id="rId33" w:history="1">
         <w:r>
           <w:rPr>
             <w:rStyle w:val="Hyperlink"/>
@@ -10481,7 +10236,7 @@
           <w:szCs w:val="24"/>
         </w:rPr>
       </w:pPr>
-      <w:bookmarkStart w:id="4" w:name="_Hlk122468516"/>
+      <w:bookmarkStart w:id="3" w:name="_Hlk122468516"/>
       <w:r>
         <w:rPr>
           <w:rFonts w:ascii="Arial" w:hAnsi="Arial" w:cs="Arial"/>
@@ -10515,7 +10270,7 @@
           <w:szCs w:val="20"/>
         </w:rPr>
         <w:sectPr>
-          <w:headerReference w:type="default" r:id="rId35"/>
+          <w:headerReference w:type="default" r:id="rId34"/>
           <w:type w:val="continuous"/>
           <w:pgSz w:w="12240" w:h="15840"/>
           <w:pgMar w:top="630" w:right="1440" w:bottom="720" w:left="1440" w:header="0" w:footer="0" w:gutter="0"/>
@@ -10525,7 +10280,7 @@
         </w:sectPr>
       </w:pPr>
     </w:p>
-    <w:bookmarkEnd w:id="4"/>
+    <w:bookmarkEnd w:id="3"/>
     <w:p>
       <w:pPr>
         <w:spacing w:before="240"/>
@@ -10545,7 +10300,6 @@
           <w:color w:val="auto"/>
           <w:spacing w:val="-1"/>
         </w:rPr>
-        <w:lastRenderedPageBreak/>
         <mc:AlternateContent>
           <mc:Choice Requires="wps">
             <w:drawing>
@@ -10608,7 +10362,7 @@
               </wp:anchor>
             </w:drawing>
           </mc:Choice>
-          <mc:Fallback xmlns:w16sdtdh="http://schemas.microsoft.com/office/word/2020/wordml/sdtdatahash" xmlns:w16du="http://schemas.microsoft.com/office/word/2023/wordml/word16du" xmlns:w16="http://schemas.microsoft.com/office/word/2018/wordml" xmlns:w16cid="http://schemas.microsoft.com/office/word/2016/wordml/cid" xmlns:w16cex="http://schemas.microsoft.com/office/word/2018/wordml/cex" xmlns:oel="http://schemas.microsoft.com/office/2019/extlst" xmlns:am3d="http://schemas.microsoft.com/office/drawing/2017/model3d" xmlns:aink="http://schemas.microsoft.com/office/drawing/2016/ink" xmlns:cx8="http://schemas.microsoft.com/office/drawing/2016/5/14/chartex" xmlns:cx7="http://schemas.microsoft.com/office/drawing/2016/5/13/chartex" xmlns:cx6="http://schemas.microsoft.com/office/drawing/2016/5/12/chartex" xmlns:cx5="http://schemas.microsoft.com/office/drawing/2016/5/11/chartex" xmlns:cx4="http://schemas.microsoft.com/office/drawing/2016/5/10/chartex" xmlns:cx3="http://schemas.microsoft.com/office/drawing/2016/5/9/chartex" xmlns:cx2="http://schemas.microsoft.com/office/drawing/2015/10/21/chartex" xmlns:cx1="http://schemas.microsoft.com/office/drawing/2015/9/8/chartex">
+          <mc:Fallback>
             <w:pict>
               <v:line w14:anchorId="27A02181" id="Line 8" o:spid="_x0000_s1026" style="position:absolute;z-index:251712512;visibility:visible;mso-wrap-style:square;mso-width-percent:0;mso-height-percent:0;mso-wrap-distance-left:9pt;mso-wrap-distance-top:0;mso-wrap-distance-right:9pt;mso-wrap-distance-bottom:0;mso-position-horizontal:center;mso-position-horizontal-relative:margin;mso-position-vertical:absolute;mso-position-vertical-relative:text;mso-width-percent:0;mso-height-percent:0;mso-width-relative:page;mso-height-relative:page" from="0,1pt" to="466.1pt,1pt" o:gfxdata="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" strokecolor="#4472c4" strokeweight=".18mm">
                 <v:stroke joinstyle="miter"/>
@@ -10899,7 +10653,6 @@
           <w:sz w:val="20"/>
           <w:szCs w:val="16"/>
         </w:rPr>
-        <w:lastRenderedPageBreak/>
         <w:t>2018</w:t>
       </w:r>
       <w:r>
@@ -11061,7 +10814,7 @@
       </w:pPr>
     </w:p>
     <w:sectPr>
-      <w:headerReference w:type="default" r:id="rId36"/>
+      <w:headerReference w:type="default" r:id="rId35"/>
       <w:type w:val="continuous"/>
       <w:pgSz w:w="12240" w:h="15840"/>
       <w:pgMar w:top="630" w:right="1440" w:bottom="720" w:left="1440" w:header="0" w:footer="0" w:gutter="0"/>
@@ -11074,7 +10827,7 @@
 </file>
 
 <file path=word/endnotes.xml><?xml version="1.0" encoding="utf-8"?>
-<w:endnotes xmlns:wpc="http://schemas.microsoft.com/office/word/2010/wordprocessingCanvas" xmlns:cx="http://schemas.microsoft.com/office/drawing/2014/chartex" xmlns:mc="http://schemas.openxmlformats.org/markup-compatibility/2006" xmlns:o="urn:schemas-microsoft-com:office:office" xmlns:r="http://schemas.openxmlformats.org/officeDocument/2006/relationships" xmlns:m="http://schemas.openxmlformats.org/officeDocument/2006/math" xmlns:v="urn:schemas-microsoft-com:vml" xmlns:wp14="http://schemas.microsoft.com/office/word/2010/wordprocessingDrawing" xmlns:wp="http://schemas.openxmlformats.org/drawingml/2006/wordprocessingDrawing" xmlns:w10="urn:schemas-microsoft-com:office:word" xmlns:w="http://schemas.openxmlformats.org/wordprocessingml/2006/main" xmlns:w14="http://schemas.microsoft.com/office/word/2010/wordml" xmlns:w15="http://schemas.microsoft.com/office/word/2012/wordml" xmlns:w16se="http://schemas.microsoft.com/office/word/2015/wordml/symex" xmlns:wpg="http://schemas.microsoft.com/office/word/2010/wordprocessingGroup" xmlns:wpi="http://schemas.microsoft.com/office/word/2010/wordprocessingInk" xmlns:wne="http://schemas.microsoft.com/office/word/2006/wordml" xmlns:wps="http://schemas.microsoft.com/office/word/2010/wordprocessingShape" mc:Ignorable="w14 w15 w16se wp14">
+<w:endnotes xmlns:wpc="http://schemas.microsoft.com/office/word/2010/wordprocessingCanvas" xmlns:cx="http://schemas.microsoft.com/office/drawing/2014/chartex" xmlns:cx1="http://schemas.microsoft.com/office/drawing/2015/9/8/chartex" xmlns:cx2="http://schemas.microsoft.com/office/drawing/2015/10/21/chartex" xmlns:cx3="http://schemas.microsoft.com/office/drawing/2016/5/9/chartex" xmlns:cx4="http://schemas.microsoft.com/office/drawing/2016/5/10/chartex" xmlns:cx5="http://schemas.microsoft.com/office/drawing/2016/5/11/chartex" xmlns:cx6="http://schemas.microsoft.com/office/drawing/2016/5/12/chartex" xmlns:cx7="http://schemas.microsoft.com/office/drawing/2016/5/13/chartex" xmlns:cx8="http://schemas.microsoft.com/office/drawing/2016/5/14/chartex" xmlns:mc="http://schemas.openxmlformats.org/markup-compatibility/2006" xmlns:aink="http://schemas.microsoft.com/office/drawing/2016/ink" xmlns:am3d="http://schemas.microsoft.com/office/drawing/2017/model3d" xmlns:o="urn:schemas-microsoft-com:office:office" xmlns:oel="http://schemas.microsoft.com/office/2019/extlst" xmlns:r="http://schemas.openxmlformats.org/officeDocument/2006/relationships" xmlns:m="http://schemas.openxmlformats.org/officeDocument/2006/math" xmlns:v="urn:schemas-microsoft-com:vml" xmlns:wp14="http://schemas.microsoft.com/office/word/2010/wordprocessingDrawing" xmlns:wp="http://schemas.openxmlformats.org/drawingml/2006/wordprocessingDrawing" xmlns:w10="urn:schemas-microsoft-com:office:word" xmlns:w="http://schemas.openxmlformats.org/wordprocessingml/2006/main" xmlns:w14="http://schemas.microsoft.com/office/word/2010/wordml" xmlns:w15="http://schemas.microsoft.com/office/word/2012/wordml" xmlns:w16cex="http://schemas.microsoft.com/office/word/2018/wordml/cex" xmlns:w16cid="http://schemas.microsoft.com/office/word/2016/wordml/cid" xmlns:w16="http://schemas.microsoft.com/office/word/2018/wordml" xmlns:w16du="http://schemas.microsoft.com/office/word/2023/wordml/word16du" xmlns:w16sdtdh="http://schemas.microsoft.com/office/word/2020/wordml/sdtdatahash" xmlns:w16sdtfl="http://schemas.microsoft.com/office/word/2024/wordml/sdtformatlock" xmlns:w16se="http://schemas.microsoft.com/office/word/2015/wordml/symex" xmlns:wpg="http://schemas.microsoft.com/office/word/2010/wordprocessingGroup" xmlns:wpi="http://schemas.microsoft.com/office/word/2010/wordprocessingInk" xmlns:wne="http://schemas.microsoft.com/office/word/2006/wordml" xmlns:wps="http://schemas.microsoft.com/office/word/2010/wordprocessingShape" mc:Ignorable="w14 w15 w16se w16cid w16 w16cex w16sdtdh w16sdtfl w16du wp14">
   <w:endnote w:type="separator" w:id="-1">
     <w:p>
       <w:r>
@@ -11093,7 +10846,7 @@
 </file>
 
 <file path=word/footer1.xml><?xml version="1.0" encoding="utf-8"?>
-<w:ftr xmlns:wpc="http://schemas.microsoft.com/office/word/2010/wordprocessingCanvas" xmlns:cx="http://schemas.microsoft.com/office/drawing/2014/chartex" xmlns:mc="http://schemas.openxmlformats.org/markup-compatibility/2006" xmlns:o="urn:schemas-microsoft-com:office:office" xmlns:r="http://schemas.openxmlformats.org/officeDocument/2006/relationships" xmlns:m="http://schemas.openxmlformats.org/officeDocument/2006/math" xmlns:v="urn:schemas-microsoft-com:vml" xmlns:wp14="http://schemas.microsoft.com/office/word/2010/wordprocessingDrawing" xmlns:wp="http://schemas.openxmlformats.org/drawingml/2006/wordprocessingDrawing" xmlns:w10="urn:schemas-microsoft-com:office:word" xmlns:w="http://schemas.openxmlformats.org/wordprocessingml/2006/main" xmlns:w14="http://schemas.microsoft.com/office/word/2010/wordml" xmlns:w15="http://schemas.microsoft.com/office/word/2012/wordml" xmlns:w16se="http://schemas.microsoft.com/office/word/2015/wordml/symex" xmlns:wpg="http://schemas.microsoft.com/office/word/2010/wordprocessingGroup" xmlns:wpi="http://schemas.microsoft.com/office/word/2010/wordprocessingInk" xmlns:wne="http://schemas.microsoft.com/office/word/2006/wordml" xmlns:wps="http://schemas.microsoft.com/office/word/2010/wordprocessingShape" mc:Ignorable="w14 w15 w16se wp14">
+<w:ftr xmlns:wpc="http://schemas.microsoft.com/office/word/2010/wordprocessingCanvas" xmlns:cx="http://schemas.microsoft.com/office/drawing/2014/chartex" xmlns:cx1="http://schemas.microsoft.com/office/drawing/2015/9/8/chartex" xmlns:cx2="http://schemas.microsoft.com/office/drawing/2015/10/21/chartex" xmlns:cx3="http://schemas.microsoft.com/office/drawing/2016/5/9/chartex" xmlns:cx4="http://schemas.microsoft.com/office/drawing/2016/5/10/chartex" xmlns:cx5="http://schemas.microsoft.com/office/drawing/2016/5/11/chartex" xmlns:cx6="http://schemas.microsoft.com/office/drawing/2016/5/12/chartex" xmlns:cx7="http://schemas.microsoft.com/office/drawing/2016/5/13/chartex" xmlns:cx8="http://schemas.microsoft.com/office/drawing/2016/5/14/chartex" xmlns:mc="http://schemas.openxmlformats.org/markup-compatibility/2006" xmlns:aink="http://schemas.microsoft.com/office/drawing/2016/ink" xmlns:am3d="http://schemas.microsoft.com/office/drawing/2017/model3d" xmlns:o="urn:schemas-microsoft-com:office:office" xmlns:oel="http://schemas.microsoft.com/office/2019/extlst" xmlns:r="http://schemas.openxmlformats.org/officeDocument/2006/relationships" xmlns:m="http://schemas.openxmlformats.org/officeDocument/2006/math" xmlns:v="urn:schemas-microsoft-com:vml" xmlns:wp14="http://schemas.microsoft.com/office/word/2010/wordprocessingDrawing" xmlns:wp="http://schemas.openxmlformats.org/drawingml/2006/wordprocessingDrawing" xmlns:w10="urn:schemas-microsoft-com:office:word" xmlns:w="http://schemas.openxmlformats.org/wordprocessingml/2006/main" xmlns:w14="http://schemas.microsoft.com/office/word/2010/wordml" xmlns:w15="http://schemas.microsoft.com/office/word/2012/wordml" xmlns:w16cex="http://schemas.microsoft.com/office/word/2018/wordml/cex" xmlns:w16cid="http://schemas.microsoft.com/office/word/2016/wordml/cid" xmlns:w16="http://schemas.microsoft.com/office/word/2018/wordml" xmlns:w16du="http://schemas.microsoft.com/office/word/2023/wordml/word16du" xmlns:w16sdtdh="http://schemas.microsoft.com/office/word/2020/wordml/sdtdatahash" xmlns:w16sdtfl="http://schemas.microsoft.com/office/word/2024/wordml/sdtformatlock" xmlns:w16se="http://schemas.microsoft.com/office/word/2015/wordml/symex" xmlns:wpg="http://schemas.microsoft.com/office/word/2010/wordprocessingGroup" xmlns:wpi="http://schemas.microsoft.com/office/word/2010/wordprocessingInk" xmlns:wne="http://schemas.microsoft.com/office/word/2006/wordml" xmlns:wps="http://schemas.microsoft.com/office/word/2010/wordprocessingShape" mc:Ignorable="w14 w15 w16se w16cid w16 w16cex w16sdtdh w16sdtfl w16du wp14">
   <w:sdt>
     <w:sdtPr>
       <w:id w:val="1582944803"/>
@@ -11146,7 +10899,7 @@
 </file>
 
 <file path=word/footnotes.xml><?xml version="1.0" encoding="utf-8"?>
-<w:footnotes xmlns:wpc="http://schemas.microsoft.com/office/word/2010/wordprocessingCanvas" xmlns:cx="http://schemas.microsoft.com/office/drawing/2014/chartex" xmlns:mc="http://schemas.openxmlformats.org/markup-compatibility/2006" xmlns:o="urn:schemas-microsoft-com:office:office" xmlns:r="http://schemas.openxmlformats.org/officeDocument/2006/relationships" xmlns:m="http://schemas.openxmlformats.org/officeDocument/2006/math" xmlns:v="urn:schemas-microsoft-com:vml" xmlns:wp14="http://schemas.microsoft.com/office/word/2010/wordprocessingDrawing" xmlns:wp="http://schemas.openxmlformats.org/drawingml/2006/wordprocessingDrawing" xmlns:w10="urn:schemas-microsoft-com:office:word" xmlns:w="http://schemas.openxmlformats.org/wordprocessingml/2006/main" xmlns:w14="http://schemas.microsoft.com/office/word/2010/wordml" xmlns:w15="http://schemas.microsoft.com/office/word/2012/wordml" xmlns:w16se="http://schemas.microsoft.com/office/word/2015/wordml/symex" xmlns:wpg="http://schemas.microsoft.com/office/word/2010/wordprocessingGroup" xmlns:wpi="http://schemas.microsoft.com/office/word/2010/wordprocessingInk" xmlns:wne="http://schemas.microsoft.com/office/word/2006/wordml" xmlns:wps="http://schemas.microsoft.com/office/word/2010/wordprocessingShape" mc:Ignorable="w14 w15 w16se wp14">
+<w:footnotes xmlns:wpc="http://schemas.microsoft.com/office/word/2010/wordprocessingCanvas" xmlns:cx="http://schemas.microsoft.com/office/drawing/2014/chartex" xmlns:cx1="http://schemas.microsoft.com/office/drawing/2015/9/8/chartex" xmlns:cx2="http://schemas.microsoft.com/office/drawing/2015/10/21/chartex" xmlns:cx3="http://schemas.microsoft.com/office/drawing/2016/5/9/chartex" xmlns:cx4="http://schemas.microsoft.com/office/drawing/2016/5/10/chartex" xmlns:cx5="http://schemas.microsoft.com/office/drawing/2016/5/11/chartex" xmlns:cx6="http://schemas.microsoft.com/office/drawing/2016/5/12/chartex" xmlns:cx7="http://schemas.microsoft.com/office/drawing/2016/5/13/chartex" xmlns:cx8="http://schemas.microsoft.com/office/drawing/2016/5/14/chartex" xmlns:mc="http://schemas.openxmlformats.org/markup-compatibility/2006" xmlns:aink="http://schemas.microsoft.com/office/drawing/2016/ink" xmlns:am3d="http://schemas.microsoft.com/office/drawing/2017/model3d" xmlns:o="urn:schemas-microsoft-com:office:office" xmlns:oel="http://schemas.microsoft.com/office/2019/extlst" xmlns:r="http://schemas.openxmlformats.org/officeDocument/2006/relationships" xmlns:m="http://schemas.openxmlformats.org/officeDocument/2006/math" xmlns:v="urn:schemas-microsoft-com:vml" xmlns:wp14="http://schemas.microsoft.com/office/word/2010/wordprocessingDrawing" xmlns:wp="http://schemas.openxmlformats.org/drawingml/2006/wordprocessingDrawing" xmlns:w10="urn:schemas-microsoft-com:office:word" xmlns:w="http://schemas.openxmlformats.org/wordprocessingml/2006/main" xmlns:w14="http://schemas.microsoft.com/office/word/2010/wordml" xmlns:w15="http://schemas.microsoft.com/office/word/2012/wordml" xmlns:w16cex="http://schemas.microsoft.com/office/word/2018/wordml/cex" xmlns:w16cid="http://schemas.microsoft.com/office/word/2016/wordml/cid" xmlns:w16="http://schemas.microsoft.com/office/word/2018/wordml" xmlns:w16du="http://schemas.microsoft.com/office/word/2023/wordml/word16du" xmlns:w16sdtdh="http://schemas.microsoft.com/office/word/2020/wordml/sdtdatahash" xmlns:w16sdtfl="http://schemas.microsoft.com/office/word/2024/wordml/sdtformatlock" xmlns:w16se="http://schemas.microsoft.com/office/word/2015/wordml/symex" xmlns:wpg="http://schemas.microsoft.com/office/word/2010/wordprocessingGroup" xmlns:wpi="http://schemas.microsoft.com/office/word/2010/wordprocessingInk" xmlns:wne="http://schemas.microsoft.com/office/word/2006/wordml" xmlns:wps="http://schemas.microsoft.com/office/word/2010/wordprocessingShape" mc:Ignorable="w14 w15 w16se w16cid w16 w16cex w16sdtdh w16sdtfl w16du wp14">
   <w:footnote w:type="separator" w:id="-1">
     <w:p>
       <w:r>
@@ -11165,7 +10918,7 @@
 </file>
 
 <file path=word/header1.xml><?xml version="1.0" encoding="utf-8"?>
-<w:hdr xmlns:wpc="http://schemas.microsoft.com/office/word/2010/wordprocessingCanvas" xmlns:cx="http://schemas.microsoft.com/office/drawing/2014/chartex" xmlns:mc="http://schemas.openxmlformats.org/markup-compatibility/2006" xmlns:o="urn:schemas-microsoft-com:office:office" xmlns:r="http://schemas.openxmlformats.org/officeDocument/2006/relationships" xmlns:m="http://schemas.openxmlformats.org/officeDocument/2006/math" xmlns:v="urn:schemas-microsoft-com:vml" xmlns:wp14="http://schemas.microsoft.com/office/word/2010/wordprocessingDrawing" xmlns:wp="http://schemas.openxmlformats.org/drawingml/2006/wordprocessingDrawing" xmlns:w10="urn:schemas-microsoft-com:office:word" xmlns:w="http://schemas.openxmlformats.org/wordprocessingml/2006/main" xmlns:w14="http://schemas.microsoft.com/office/word/2010/wordml" xmlns:w15="http://schemas.microsoft.com/office/word/2012/wordml" xmlns:w16se="http://schemas.microsoft.com/office/word/2015/wordml/symex" xmlns:wpg="http://schemas.microsoft.com/office/word/2010/wordprocessingGroup" xmlns:wpi="http://schemas.microsoft.com/office/word/2010/wordprocessingInk" xmlns:wne="http://schemas.microsoft.com/office/word/2006/wordml" xmlns:wps="http://schemas.microsoft.com/office/word/2010/wordprocessingShape" mc:Ignorable="w14 w15 w16se wp14">
+<w:hdr xmlns:wpc="http://schemas.microsoft.com/office/word/2010/wordprocessingCanvas" xmlns:cx="http://schemas.microsoft.com/office/drawing/2014/chartex" xmlns:cx1="http://schemas.microsoft.com/office/drawing/2015/9/8/chartex" xmlns:cx2="http://schemas.microsoft.com/office/drawing/2015/10/21/chartex" xmlns:cx3="http://schemas.microsoft.com/office/drawing/2016/5/9/chartex" xmlns:cx4="http://schemas.microsoft.com/office/drawing/2016/5/10/chartex" xmlns:cx5="http://schemas.microsoft.com/office/drawing/2016/5/11/chartex" xmlns:cx6="http://schemas.microsoft.com/office/drawing/2016/5/12/chartex" xmlns:cx7="http://schemas.microsoft.com/office/drawing/2016/5/13/chartex" xmlns:cx8="http://schemas.microsoft.com/office/drawing/2016/5/14/chartex" xmlns:mc="http://schemas.openxmlformats.org/markup-compatibility/2006" xmlns:aink="http://schemas.microsoft.com/office/drawing/2016/ink" xmlns:am3d="http://schemas.microsoft.com/office/drawing/2017/model3d" xmlns:o="urn:schemas-microsoft-com:office:office" xmlns:oel="http://schemas.microsoft.com/office/2019/extlst" xmlns:r="http://schemas.openxmlformats.org/officeDocument/2006/relationships" xmlns:m="http://schemas.openxmlformats.org/officeDocument/2006/math" xmlns:v="urn:schemas-microsoft-com:vml" xmlns:wp14="http://schemas.microsoft.com/office/word/2010/wordprocessingDrawing" xmlns:wp="http://schemas.openxmlformats.org/drawingml/2006/wordprocessingDrawing" xmlns:w10="urn:schemas-microsoft-com:office:word" xmlns:w="http://schemas.openxmlformats.org/wordprocessingml/2006/main" xmlns:w14="http://schemas.microsoft.com/office/word/2010/wordml" xmlns:w15="http://schemas.microsoft.com/office/word/2012/wordml" xmlns:w16cex="http://schemas.microsoft.com/office/word/2018/wordml/cex" xmlns:w16cid="http://schemas.microsoft.com/office/word/2016/wordml/cid" xmlns:w16="http://schemas.microsoft.com/office/word/2018/wordml" xmlns:w16du="http://schemas.microsoft.com/office/word/2023/wordml/word16du" xmlns:w16sdtdh="http://schemas.microsoft.com/office/word/2020/wordml/sdtdatahash" xmlns:w16sdtfl="http://schemas.microsoft.com/office/word/2024/wordml/sdtformatlock" xmlns:w16se="http://schemas.microsoft.com/office/word/2015/wordml/symex" xmlns:wpg="http://schemas.microsoft.com/office/word/2010/wordprocessingGroup" xmlns:wpi="http://schemas.microsoft.com/office/word/2010/wordprocessingInk" xmlns:wne="http://schemas.microsoft.com/office/word/2006/wordml" xmlns:wps="http://schemas.microsoft.com/office/word/2010/wordprocessingShape" mc:Ignorable="w14 w15 w16se w16cid w16 w16cex w16sdtdh w16sdtfl w16du wp14">
   <w:p>
     <w:pPr>
       <w:pStyle w:val="Header"/>
@@ -11517,7 +11270,7 @@
 </file>
 
 <file path=word/header2.xml><?xml version="1.0" encoding="utf-8"?>
-<w:hdr xmlns:wpc="http://schemas.microsoft.com/office/word/2010/wordprocessingCanvas" xmlns:cx="http://schemas.microsoft.com/office/drawing/2014/chartex" xmlns:mc="http://schemas.openxmlformats.org/markup-compatibility/2006" xmlns:o="urn:schemas-microsoft-com:office:office" xmlns:r="http://schemas.openxmlformats.org/officeDocument/2006/relationships" xmlns:m="http://schemas.openxmlformats.org/officeDocument/2006/math" xmlns:v="urn:schemas-microsoft-com:vml" xmlns:wp14="http://schemas.microsoft.com/office/word/2010/wordprocessingDrawing" xmlns:wp="http://schemas.openxmlformats.org/drawingml/2006/wordprocessingDrawing" xmlns:w10="urn:schemas-microsoft-com:office:word" xmlns:w="http://schemas.openxmlformats.org/wordprocessingml/2006/main" xmlns:w14="http://schemas.microsoft.com/office/word/2010/wordml" xmlns:w15="http://schemas.microsoft.com/office/word/2012/wordml" xmlns:w16se="http://schemas.microsoft.com/office/word/2015/wordml/symex" xmlns:wpg="http://schemas.microsoft.com/office/word/2010/wordprocessingGroup" xmlns:wpi="http://schemas.microsoft.com/office/word/2010/wordprocessingInk" xmlns:wne="http://schemas.microsoft.com/office/word/2006/wordml" xmlns:wps="http://schemas.microsoft.com/office/word/2010/wordprocessingShape" mc:Ignorable="w14 w15 w16se wp14">
+<w:hdr xmlns:wpc="http://schemas.microsoft.com/office/word/2010/wordprocessingCanvas" xmlns:cx="http://schemas.microsoft.com/office/drawing/2014/chartex" xmlns:cx1="http://schemas.microsoft.com/office/drawing/2015/9/8/chartex" xmlns:cx2="http://schemas.microsoft.com/office/drawing/2015/10/21/chartex" xmlns:cx3="http://schemas.microsoft.com/office/drawing/2016/5/9/chartex" xmlns:cx4="http://schemas.microsoft.com/office/drawing/2016/5/10/chartex" xmlns:cx5="http://schemas.microsoft.com/office/drawing/2016/5/11/chartex" xmlns:cx6="http://schemas.microsoft.com/office/drawing/2016/5/12/chartex" xmlns:cx7="http://schemas.microsoft.com/office/drawing/2016/5/13/chartex" xmlns:cx8="http://schemas.microsoft.com/office/drawing/2016/5/14/chartex" xmlns:mc="http://schemas.openxmlformats.org/markup-compatibility/2006" xmlns:aink="http://schemas.microsoft.com/office/drawing/2016/ink" xmlns:am3d="http://schemas.microsoft.com/office/drawing/2017/model3d" xmlns:o="urn:schemas-microsoft-com:office:office" xmlns:oel="http://schemas.microsoft.com/office/2019/extlst" xmlns:r="http://schemas.openxmlformats.org/officeDocument/2006/relationships" xmlns:m="http://schemas.openxmlformats.org/officeDocument/2006/math" xmlns:v="urn:schemas-microsoft-com:vml" xmlns:wp14="http://schemas.microsoft.com/office/word/2010/wordprocessingDrawing" xmlns:wp="http://schemas.openxmlformats.org/drawingml/2006/wordprocessingDrawing" xmlns:w10="urn:schemas-microsoft-com:office:word" xmlns:w="http://schemas.openxmlformats.org/wordprocessingml/2006/main" xmlns:w14="http://schemas.microsoft.com/office/word/2010/wordml" xmlns:w15="http://schemas.microsoft.com/office/word/2012/wordml" xmlns:w16cex="http://schemas.microsoft.com/office/word/2018/wordml/cex" xmlns:w16cid="http://schemas.microsoft.com/office/word/2016/wordml/cid" xmlns:w16="http://schemas.microsoft.com/office/word/2018/wordml" xmlns:w16du="http://schemas.microsoft.com/office/word/2023/wordml/word16du" xmlns:w16sdtdh="http://schemas.microsoft.com/office/word/2020/wordml/sdtdatahash" xmlns:w16sdtfl="http://schemas.microsoft.com/office/word/2024/wordml/sdtformatlock" xmlns:w16se="http://schemas.microsoft.com/office/word/2015/wordml/symex" xmlns:wpg="http://schemas.microsoft.com/office/word/2010/wordprocessingGroup" xmlns:wpi="http://schemas.microsoft.com/office/word/2010/wordprocessingInk" xmlns:wne="http://schemas.microsoft.com/office/word/2006/wordml" xmlns:wps="http://schemas.microsoft.com/office/word/2010/wordprocessingShape" mc:Ignorable="w14 w15 w16se w16cid w16 w16cex w16sdtdh w16sdtfl w16du wp14">
   <w:p>
     <w:pPr>
       <w:pStyle w:val="Header"/>
@@ -11536,7 +11289,7 @@
 </file>
 
 <file path=word/header3.xml><?xml version="1.0" encoding="utf-8"?>
-<w:hdr xmlns:wpc="http://schemas.microsoft.com/office/word/2010/wordprocessingCanvas" xmlns:cx="http://schemas.microsoft.com/office/drawing/2014/chartex" xmlns:mc="http://schemas.openxmlformats.org/markup-compatibility/2006" xmlns:o="urn:schemas-microsoft-com:office:office" xmlns:r="http://schemas.openxmlformats.org/officeDocument/2006/relationships" xmlns:m="http://schemas.openxmlformats.org/officeDocument/2006/math" xmlns:v="urn:schemas-microsoft-com:vml" xmlns:wp14="http://schemas.microsoft.com/office/word/2010/wordprocessingDrawing" xmlns:wp="http://schemas.openxmlformats.org/drawingml/2006/wordprocessingDrawing" xmlns:w10="urn:schemas-microsoft-com:office:word" xmlns:w="http://schemas.openxmlformats.org/wordprocessingml/2006/main" xmlns:w14="http://schemas.microsoft.com/office/word/2010/wordml" xmlns:w15="http://schemas.microsoft.com/office/word/2012/wordml" xmlns:w16se="http://schemas.microsoft.com/office/word/2015/wordml/symex" xmlns:wpg="http://schemas.microsoft.com/office/word/2010/wordprocessingGroup" xmlns:wpi="http://schemas.microsoft.com/office/word/2010/wordprocessingInk" xmlns:wne="http://schemas.microsoft.com/office/word/2006/wordml" xmlns:wps="http://schemas.microsoft.com/office/word/2010/wordprocessingShape" mc:Ignorable="w14 w15 w16se wp14">
+<w:hdr xmlns:wpc="http://schemas.microsoft.com/office/word/2010/wordprocessingCanvas" xmlns:cx="http://schemas.microsoft.com/office/drawing/2014/chartex" xmlns:cx1="http://schemas.microsoft.com/office/drawing/2015/9/8/chartex" xmlns:cx2="http://schemas.microsoft.com/office/drawing/2015/10/21/chartex" xmlns:cx3="http://schemas.microsoft.com/office/drawing/2016/5/9/chartex" xmlns:cx4="http://schemas.microsoft.com/office/drawing/2016/5/10/chartex" xmlns:cx5="http://schemas.microsoft.com/office/drawing/2016/5/11/chartex" xmlns:cx6="http://schemas.microsoft.com/office/drawing/2016/5/12/chartex" xmlns:cx7="http://schemas.microsoft.com/office/drawing/2016/5/13/chartex" xmlns:cx8="http://schemas.microsoft.com/office/drawing/2016/5/14/chartex" xmlns:mc="http://schemas.openxmlformats.org/markup-compatibility/2006" xmlns:aink="http://schemas.microsoft.com/office/drawing/2016/ink" xmlns:am3d="http://schemas.microsoft.com/office/drawing/2017/model3d" xmlns:o="urn:schemas-microsoft-com:office:office" xmlns:oel="http://schemas.microsoft.com/office/2019/extlst" xmlns:r="http://schemas.openxmlformats.org/officeDocument/2006/relationships" xmlns:m="http://schemas.openxmlformats.org/officeDocument/2006/math" xmlns:v="urn:schemas-microsoft-com:vml" xmlns:wp14="http://schemas.microsoft.com/office/word/2010/wordprocessingDrawing" xmlns:wp="http://schemas.openxmlformats.org/drawingml/2006/wordprocessingDrawing" xmlns:w10="urn:schemas-microsoft-com:office:word" xmlns:w="http://schemas.openxmlformats.org/wordprocessingml/2006/main" xmlns:w14="http://schemas.microsoft.com/office/word/2010/wordml" xmlns:w15="http://schemas.microsoft.com/office/word/2012/wordml" xmlns:w16cex="http://schemas.microsoft.com/office/word/2018/wordml/cex" xmlns:w16cid="http://schemas.microsoft.com/office/word/2016/wordml/cid" xmlns:w16="http://schemas.microsoft.com/office/word/2018/wordml" xmlns:w16du="http://schemas.microsoft.com/office/word/2023/wordml/word16du" xmlns:w16sdtdh="http://schemas.microsoft.com/office/word/2020/wordml/sdtdatahash" xmlns:w16sdtfl="http://schemas.microsoft.com/office/word/2024/wordml/sdtformatlock" xmlns:w16se="http://schemas.microsoft.com/office/word/2015/wordml/symex" xmlns:wpg="http://schemas.microsoft.com/office/word/2010/wordprocessingGroup" xmlns:wpi="http://schemas.microsoft.com/office/word/2010/wordprocessingInk" xmlns:wne="http://schemas.microsoft.com/office/word/2006/wordml" xmlns:wps="http://schemas.microsoft.com/office/word/2010/wordprocessingShape" mc:Ignorable="w14 w15 w16se w16cid w16 w16cex w16sdtdh w16sdtfl w16du wp14">
   <w:p>
     <w:pPr>
       <w:pStyle w:val="Header"/>
@@ -11555,7 +11308,7 @@
 </file>
 
 <file path=word/numbering.xml><?xml version="1.0" encoding="utf-8"?>
-<w:numbering xmlns:wpc="http://schemas.microsoft.com/office/word/2010/wordprocessingCanvas" xmlns:cx="http://schemas.microsoft.com/office/drawing/2014/chartex" xmlns:mc="http://schemas.openxmlformats.org/markup-compatibility/2006" xmlns:o="urn:schemas-microsoft-com:office:office" xmlns:r="http://schemas.openxmlformats.org/officeDocument/2006/relationships" xmlns:m="http://schemas.openxmlformats.org/officeDocument/2006/math" xmlns:v="urn:schemas-microsoft-com:vml" xmlns:wp14="http://schemas.microsoft.com/office/word/2010/wordprocessingDrawing" xmlns:wp="http://schemas.openxmlformats.org/drawingml/2006/wordprocessingDrawing" xmlns:w10="urn:schemas-microsoft-com:office:word" xmlns:w="http://schemas.openxmlformats.org/wordprocessingml/2006/main" xmlns:w14="http://schemas.microsoft.com/office/word/2010/wordml" xmlns:w15="http://schemas.microsoft.com/office/word/2012/wordml" xmlns:w16se="http://schemas.microsoft.com/office/word/2015/wordml/symex" xmlns:wpg="http://schemas.microsoft.com/office/word/2010/wordprocessingGroup" xmlns:wpi="http://schemas.microsoft.com/office/word/2010/wordprocessingInk" xmlns:wne="http://schemas.microsoft.com/office/word/2006/wordml" xmlns:wps="http://schemas.microsoft.com/office/word/2010/wordprocessingShape" mc:Ignorable="w14 w15 w16se wp14">
+<w:numbering xmlns:wpc="http://schemas.microsoft.com/office/word/2010/wordprocessingCanvas" xmlns:cx="http://schemas.microsoft.com/office/drawing/2014/chartex" xmlns:cx1="http://schemas.microsoft.com/office/drawing/2015/9/8/chartex" xmlns:cx2="http://schemas.microsoft.com/office/drawing/2015/10/21/chartex" xmlns:cx3="http://schemas.microsoft.com/office/drawing/2016/5/9/chartex" xmlns:cx4="http://schemas.microsoft.com/office/drawing/2016/5/10/chartex" xmlns:cx5="http://schemas.microsoft.com/office/drawing/2016/5/11/chartex" xmlns:cx6="http://schemas.microsoft.com/office/drawing/2016/5/12/chartex" xmlns:cx7="http://schemas.microsoft.com/office/drawing/2016/5/13/chartex" xmlns:cx8="http://schemas.microsoft.com/office/drawing/2016/5/14/chartex" xmlns:mc="http://schemas.openxmlformats.org/markup-compatibility/2006" xmlns:aink="http://schemas.microsoft.com/office/drawing/2016/ink" xmlns:am3d="http://schemas.microsoft.com/office/drawing/2017/model3d" xmlns:o="urn:schemas-microsoft-com:office:office" xmlns:oel="http://schemas.microsoft.com/office/2019/extlst" xmlns:r="http://schemas.openxmlformats.org/officeDocument/2006/relationships" xmlns:m="http://schemas.openxmlformats.org/officeDocument/2006/math" xmlns:v="urn:schemas-microsoft-com:vml" xmlns:wp14="http://schemas.microsoft.com/office/word/2010/wordprocessingDrawing" xmlns:wp="http://schemas.openxmlformats.org/drawingml/2006/wordprocessingDrawing" xmlns:w10="urn:schemas-microsoft-com:office:word" xmlns:w="http://schemas.openxmlformats.org/wordprocessingml/2006/main" xmlns:w14="http://schemas.microsoft.com/office/word/2010/wordml" xmlns:w15="http://schemas.microsoft.com/office/word/2012/wordml" xmlns:w16cex="http://schemas.microsoft.com/office/word/2018/wordml/cex" xmlns:w16cid="http://schemas.microsoft.com/office/word/2016/wordml/cid" xmlns:w16="http://schemas.microsoft.com/office/word/2018/wordml" xmlns:w16du="http://schemas.microsoft.com/office/word/2023/wordml/word16du" xmlns:w16sdtdh="http://schemas.microsoft.com/office/word/2020/wordml/sdtdatahash" xmlns:w16sdtfl="http://schemas.microsoft.com/office/word/2024/wordml/sdtformatlock" xmlns:w16se="http://schemas.microsoft.com/office/word/2015/wordml/symex" xmlns:wpg="http://schemas.microsoft.com/office/word/2010/wordprocessingGroup" xmlns:wpi="http://schemas.microsoft.com/office/word/2010/wordprocessingInk" xmlns:wne="http://schemas.microsoft.com/office/word/2006/wordml" xmlns:wps="http://schemas.microsoft.com/office/word/2010/wordprocessingShape" mc:Ignorable="w14 w15 w16se w16cid w16 w16cex w16sdtdh w16sdtfl w16du wp14">
   <w:abstractNum w:abstractNumId="0" w15:restartNumberingAfterBreak="0">
     <w:nsid w:val="050B27A4"/>
     <w:multiLevelType w:val="multilevel"/>
@@ -14204,46 +13957,46 @@
       </w:rPr>
     </w:lvl>
   </w:abstractNum>
-  <w:num w:numId="1">
+  <w:num w:numId="1" w16cid:durableId="1654918072">
     <w:abstractNumId w:val="13"/>
   </w:num>
-  <w:num w:numId="2">
+  <w:num w:numId="2" w16cid:durableId="1128426340">
     <w:abstractNumId w:val="3"/>
   </w:num>
-  <w:num w:numId="3">
+  <w:num w:numId="3" w16cid:durableId="1647202784">
     <w:abstractNumId w:val="12"/>
   </w:num>
-  <w:num w:numId="4">
+  <w:num w:numId="4" w16cid:durableId="1124931050">
     <w:abstractNumId w:val="10"/>
   </w:num>
-  <w:num w:numId="5">
+  <w:num w:numId="5" w16cid:durableId="1951472239">
     <w:abstractNumId w:val="11"/>
   </w:num>
-  <w:num w:numId="6">
+  <w:num w:numId="6" w16cid:durableId="1157184650">
     <w:abstractNumId w:val="6"/>
   </w:num>
-  <w:num w:numId="7">
+  <w:num w:numId="7" w16cid:durableId="851144103">
     <w:abstractNumId w:val="14"/>
   </w:num>
-  <w:num w:numId="8">
+  <w:num w:numId="8" w16cid:durableId="1372531020">
     <w:abstractNumId w:val="0"/>
   </w:num>
-  <w:num w:numId="9">
+  <w:num w:numId="9" w16cid:durableId="358745032">
     <w:abstractNumId w:val="5"/>
   </w:num>
-  <w:num w:numId="10">
+  <w:num w:numId="10" w16cid:durableId="1452239654">
     <w:abstractNumId w:val="22"/>
   </w:num>
-  <w:num w:numId="11">
+  <w:num w:numId="11" w16cid:durableId="1221558087">
     <w:abstractNumId w:val="17"/>
   </w:num>
-  <w:num w:numId="12">
+  <w:num w:numId="12" w16cid:durableId="1284650500">
     <w:abstractNumId w:val="15"/>
   </w:num>
-  <w:num w:numId="13">
+  <w:num w:numId="13" w16cid:durableId="1667053757">
     <w:abstractNumId w:val="19"/>
   </w:num>
-  <w:num w:numId="14">
+  <w:num w:numId="14" w16cid:durableId="1736471591">
     <w:abstractNumId w:val="8"/>
     <w:lvlOverride w:ilvl="0">
       <w:startOverride w:val="1"/>
@@ -14273,41 +14026,41 @@
       <w:startOverride w:val="1"/>
     </w:lvlOverride>
   </w:num>
-  <w:num w:numId="15">
+  <w:num w:numId="15" w16cid:durableId="774641940">
     <w:abstractNumId w:val="8"/>
   </w:num>
-  <w:num w:numId="16">
+  <w:num w:numId="16" w16cid:durableId="1905796464">
     <w:abstractNumId w:val="7"/>
   </w:num>
-  <w:num w:numId="17">
+  <w:num w:numId="17" w16cid:durableId="560989787">
     <w:abstractNumId w:val="18"/>
   </w:num>
-  <w:num w:numId="18">
+  <w:num w:numId="18" w16cid:durableId="108816344">
     <w:abstractNumId w:val="20"/>
   </w:num>
-  <w:num w:numId="19">
+  <w:num w:numId="19" w16cid:durableId="1191644153">
     <w:abstractNumId w:val="9"/>
   </w:num>
-  <w:num w:numId="20">
+  <w:num w:numId="20" w16cid:durableId="1857385354">
     <w:abstractNumId w:val="21"/>
   </w:num>
-  <w:num w:numId="21">
+  <w:num w:numId="21" w16cid:durableId="1456219379">
     <w:abstractNumId w:val="16"/>
   </w:num>
-  <w:num w:numId="22">
+  <w:num w:numId="22" w16cid:durableId="510070999">
     <w:abstractNumId w:val="4"/>
   </w:num>
-  <w:num w:numId="23">
+  <w:num w:numId="23" w16cid:durableId="1044938514">
     <w:abstractNumId w:val="2"/>
   </w:num>
-  <w:num w:numId="24">
+  <w:num w:numId="24" w16cid:durableId="140924935">
     <w:abstractNumId w:val="1"/>
   </w:num>
 </w:numbering>
 </file>
 
 <file path=word/styles.xml><?xml version="1.0" encoding="utf-8"?>
-<w:styles xmlns:mc="http://schemas.openxmlformats.org/markup-compatibility/2006" xmlns:r="http://schemas.openxmlformats.org/officeDocument/2006/relationships" xmlns:w="http://schemas.openxmlformats.org/wordprocessingml/2006/main" xmlns:w14="http://schemas.microsoft.com/office/word/2010/wordml" xmlns:w15="http://schemas.microsoft.com/office/word/2012/wordml" xmlns:w16se="http://schemas.microsoft.com/office/word/2015/wordml/symex" mc:Ignorable="w14 w15 w16se">
+<w:styles xmlns:mc="http://schemas.openxmlformats.org/markup-compatibility/2006" xmlns:r="http://schemas.openxmlformats.org/officeDocument/2006/relationships" xmlns:w="http://schemas.openxmlformats.org/wordprocessingml/2006/main" xmlns:w14="http://schemas.microsoft.com/office/word/2010/wordml" xmlns:w15="http://schemas.microsoft.com/office/word/2012/wordml" xmlns:w16cex="http://schemas.microsoft.com/office/word/2018/wordml/cex" xmlns:w16cid="http://schemas.microsoft.com/office/word/2016/wordml/cid" xmlns:w16="http://schemas.microsoft.com/office/word/2018/wordml" xmlns:w16du="http://schemas.microsoft.com/office/word/2023/wordml/word16du" xmlns:w16sdtdh="http://schemas.microsoft.com/office/word/2020/wordml/sdtdatahash" xmlns:w16sdtfl="http://schemas.microsoft.com/office/word/2024/wordml/sdtformatlock" xmlns:w16se="http://schemas.microsoft.com/office/word/2015/wordml/symex" mc:Ignorable="w14 w15 w16se w16cid w16 w16cex w16sdtdh w16sdtfl w16du">
   <w:docDefaults>
     <w:rPrDefault>
       <w:rPr>
@@ -14323,7 +14076,7 @@
       </w:pPr>
     </w:pPrDefault>
   </w:docDefaults>
-  <w:latentStyles w:defLockedState="0" w:defUIPriority="99" w:defSemiHidden="0" w:defUnhideWhenUsed="0" w:defQFormat="0" w:count="371">
+  <w:latentStyles w:defLockedState="0" w:defUIPriority="99" w:defSemiHidden="0" w:defUnhideWhenUsed="0" w:defQFormat="0" w:count="376">
     <w:lsdException w:name="Normal" w:uiPriority="0" w:qFormat="1"/>
     <w:lsdException w:name="heading 1" w:uiPriority="9" w:qFormat="1"/>
     <w:lsdException w:name="heading 2" w:semiHidden="1" w:uiPriority="9" w:unhideWhenUsed="1" w:qFormat="1"/>
@@ -14695,6 +14448,11 @@
     <w:lsdException w:name="List Table 5 Dark Accent 6" w:uiPriority="50"/>
     <w:lsdException w:name="List Table 6 Colorful Accent 6" w:uiPriority="51"/>
     <w:lsdException w:name="List Table 7 Colorful Accent 6" w:uiPriority="52"/>
+    <w:lsdException w:name="Mention" w:semiHidden="1" w:unhideWhenUsed="1"/>
+    <w:lsdException w:name="Smart Hyperlink" w:semiHidden="1" w:unhideWhenUsed="1"/>
+    <w:lsdException w:name="Hashtag" w:semiHidden="1" w:unhideWhenUsed="1"/>
+    <w:lsdException w:name="Unresolved Mention" w:semiHidden="1" w:unhideWhenUsed="1"/>
+    <w:lsdException w:name="Smart Link" w:semiHidden="1" w:unhideWhenUsed="1"/>
   </w:latentStyles>
   <w:style w:type="paragraph" w:default="1" w:styleId="Normal">
     <w:name w:val="Normal"/>
@@ -14754,7 +14512,6 @@
   <w:style w:type="character" w:default="1" w:styleId="DefaultParagraphFont">
     <w:name w:val="Default Paragraph Font"/>
     <w:uiPriority w:val="1"/>
-    <w:semiHidden/>
     <w:unhideWhenUsed/>
   </w:style>
   <w:style w:type="table" w:default="1" w:styleId="TableNormal">
@@ -15106,8 +14863,8 @@
     <w:basedOn w:val="DefaultParagraphFont"/>
     <w:rsid w:val="00D958C2"/>
   </w:style>
-  <w:style w:type="character" w:customStyle="1" w:styleId="UnresolvedMention">
-    <w:name w:val="Unresolved Mention"/>
+  <w:style w:type="character" w:customStyle="1" w:styleId="UnresolvedMention2">
+    <w:name w:val="Unresolved Mention2"/>
     <w:basedOn w:val="DefaultParagraphFont"/>
     <w:uiPriority w:val="99"/>
     <w:semiHidden/>
@@ -15316,6 +15073,18 @@
       <w:color w:val="000000"/>
       <w:sz w:val="22"/>
       <w:szCs w:val="22"/>
+    </w:rPr>
+  </w:style>
+  <w:style w:type="character" w:styleId="UnresolvedMention">
+    <w:name w:val="Unresolved Mention"/>
+    <w:basedOn w:val="DefaultParagraphFont"/>
+    <w:uiPriority w:val="99"/>
+    <w:semiHidden/>
+    <w:unhideWhenUsed/>
+    <w:rsid w:val="0086645B"/>
+    <w:rPr>
+      <w:color w:val="605E5C"/>
+      <w:shd w:val="clear" w:color="auto" w:fill="E1DFDD"/>
     </w:rPr>
   </w:style>
 </w:styles>
